--- a/output/bai4_nhiet_dung_rieng/ready/bai4_nhiet_dung_rieng_phieu_hoc_tap.docx
+++ b/output/bai4_nhiet_dung_rieng/ready/bai4_nhiet_dung_rieng_phieu_hoc_tap.docx
@@ -4,112 +4,341 @@
   <w:body>
     <w:p>
       <w:pPr>
-        <w:spacing w:before="360" w:after="160"/>
+        <w:spacing w:after="40"/>
+        <w:jc w:val="left"/>
+      </w:pPr>
+      <w:r>
+        <w:rPr>
+          <w:rFonts w:ascii="Times New Roman" w:hAnsi="Times New Roman"/>
+          <w:i/>
+          <w:color w:val="666666"/>
+          <w:sz w:val="22"/>
+        </w:rPr>
+        <w:t>TRƯỜNG THPT: ................................................</w:t>
+      </w:r>
+    </w:p>
+    <w:p>
+      <w:pPr>
+        <w:keepNext/>
+        <w:spacing w:before="240" w:after="240"/>
         <w:jc w:val="center"/>
       </w:pPr>
       <w:r>
         <w:rPr>
           <w:rFonts w:ascii="Times New Roman" w:hAnsi="Times New Roman"/>
           <w:b/>
-          <w:color w:val="1E3A5F"/>
+          <w:color w:val="1F4E79"/>
           <w:sz w:val="32"/>
         </w:rPr>
-        <w:t>PHIẾU HỌC TẬP: BÀI 4 - NHIỆT DUNG RIÊNG</w:t>
+        <w:t>PHIẾU HỌC TẬP</w:t>
+      </w:r>
+    </w:p>
+    <w:p>
+      <w:pPr>
+        <w:spacing w:after="200"/>
+        <w:jc w:val="center"/>
+      </w:pPr>
+      <w:r>
+        <w:rPr>
+          <w:rFonts w:ascii="Times New Roman" w:hAnsi="Times New Roman"/>
+          <w:i/>
+          <w:color w:val="666666"/>
+          <w:sz w:val="18"/>
+        </w:rPr>
+        <w:t>(Mẫu tài liệu học tập theo CTGDPT 2018)</w:t>
       </w:r>
     </w:p>
     <w:tbl>
       <w:tblPr>
-        <w:tblW w:type="auto" w:w="0"/>
         <w:jc w:val="center"/>
-        <w:tblLayout w:type="fixed"/>
         <w:tblLook w:firstColumn="1" w:firstRow="1" w:lastColumn="0" w:lastRow="0" w:noHBand="0" w:noVBand="1" w:val="04A0"/>
+        <w:tblW w:w="9639" w:type="dxa"/>
       </w:tblPr>
       <w:tblGrid>
-        <w:gridCol w:w="3118"/>
-        <w:gridCol w:w="3118"/>
-        <w:gridCol w:w="3118"/>
+        <w:gridCol w:w="4819"/>
+        <w:gridCol w:w="4819"/>
       </w:tblGrid>
       <w:tr>
+        <w:trPr>
+          <w:cantSplit/>
+        </w:trPr>
         <w:tc>
           <w:tcPr>
-            <w:tcW w:type="dxa" w:w="4819"/>
+            <w:tcW w:type="dxa" w:w="5386"/>
+            <w:tcMar>
+              <w:top w:w="120" w:type="dxa"/>
+              <w:bottom w:w="120" w:type="dxa"/>
+              <w:left w:w="120" w:type="dxa"/>
+              <w:right w:w="120" w:type="dxa"/>
+            </w:tcMar>
             <w:tcBorders>
-              <w:top w:val="none"/>
-              <w:left w:val="none"/>
-              <w:bottom w:val="none"/>
-              <w:right w:val="none"/>
+              <w:top w:val="single" w:sz="4" w:space="0" w:color="BFBFBF"/>
+              <w:left w:val="single" w:sz="4" w:space="0" w:color="BFBFBF"/>
+              <w:bottom w:val="single" w:sz="4" w:space="0" w:color="BFBFBF"/>
+              <w:right w:val="single" w:sz="4" w:space="0" w:color="BFBFBF"/>
             </w:tcBorders>
           </w:tcPr>
           <w:p>
             <w:pPr>
-              <w:spacing w:after="40"/>
+              <w:spacing w:before="60" w:after="60"/>
+              <w:ind w:left="113"/>
             </w:pPr>
-            <w:r/>
             <w:r>
               <w:rPr>
                 <w:rFonts w:ascii="Times New Roman" w:hAnsi="Times New Roman"/>
-                <w:color w:val="212121"/>
+                <w:color w:val="000000"/>
                 <w:sz w:val="22"/>
               </w:rPr>
-              <w:t>Họ và tên: .......................................</w:t>
+              <w:t>Họ và tên học sinh: .......................................</w:t>
             </w:r>
           </w:p>
         </w:tc>
         <w:tc>
           <w:tcPr>
-            <w:tcW w:type="dxa" w:w="1814"/>
+            <w:tcW w:type="dxa" w:w="4252"/>
+            <w:tcMar>
+              <w:top w:w="120" w:type="dxa"/>
+              <w:bottom w:w="120" w:type="dxa"/>
+              <w:left w:w="120" w:type="dxa"/>
+              <w:right w:w="120" w:type="dxa"/>
+            </w:tcMar>
             <w:tcBorders>
-              <w:top w:val="none"/>
-              <w:left w:val="none"/>
-              <w:bottom w:val="none"/>
-              <w:right w:val="none"/>
+              <w:top w:val="single" w:sz="4" w:space="0" w:color="BFBFBF"/>
+              <w:left w:val="single" w:sz="4" w:space="0" w:color="BFBFBF"/>
+              <w:bottom w:val="single" w:sz="4" w:space="0" w:color="BFBFBF"/>
+              <w:right w:val="single" w:sz="4" w:space="0" w:color="BFBFBF"/>
             </w:tcBorders>
           </w:tcPr>
           <w:p>
             <w:pPr>
-              <w:spacing w:after="40"/>
+              <w:spacing w:before="60" w:after="60"/>
+              <w:ind w:left="113"/>
             </w:pPr>
-            <w:r/>
             <w:r>
               <w:rPr>
                 <w:rFonts w:ascii="Times New Roman" w:hAnsi="Times New Roman"/>
-                <w:color w:val="212121"/>
+                <w:color w:val="000000"/>
                 <w:sz w:val="22"/>
               </w:rPr>
-              <w:t>Lớp: ........................</w:t>
+              <w:t>Lớp: .................  Nhóm: .................</w:t>
+            </w:r>
+          </w:p>
+        </w:tc>
+      </w:tr>
+      <w:tr>
+        <w:trPr>
+          <w:cantSplit/>
+        </w:trPr>
+        <w:tc>
+          <w:tcPr>
+            <w:tcW w:type="dxa" w:w="5386"/>
+            <w:tcMar>
+              <w:top w:w="120" w:type="dxa"/>
+              <w:bottom w:w="120" w:type="dxa"/>
+              <w:left w:w="120" w:type="dxa"/>
+              <w:right w:w="120" w:type="dxa"/>
+            </w:tcMar>
+            <w:tcBorders>
+              <w:top w:val="single" w:sz="4" w:space="0" w:color="BFBFBF"/>
+              <w:left w:val="single" w:sz="4" w:space="0" w:color="BFBFBF"/>
+              <w:bottom w:val="single" w:sz="4" w:space="0" w:color="BFBFBF"/>
+              <w:right w:val="single" w:sz="4" w:space="0" w:color="BFBFBF"/>
+            </w:tcBorders>
+          </w:tcPr>
+          <w:p>
+            <w:pPr>
+              <w:spacing w:before="60" w:after="60"/>
+              <w:ind w:left="113"/>
+            </w:pPr>
+            <w:r>
+              <w:rPr>
+                <w:rFonts w:ascii="Times New Roman" w:hAnsi="Times New Roman"/>
+                <w:color w:val="000000"/>
+                <w:sz w:val="22"/>
+              </w:rPr>
+              <w:t>Môn học: Vật lí 12 (CTGDPT 2018)</w:t>
             </w:r>
           </w:p>
         </w:tc>
         <w:tc>
           <w:tcPr>
-            <w:tcW w:type="dxa" w:w="2721"/>
+            <w:tcW w:type="dxa" w:w="4252"/>
+            <w:tcMar>
+              <w:top w:w="120" w:type="dxa"/>
+              <w:bottom w:w="120" w:type="dxa"/>
+              <w:left w:w="120" w:type="dxa"/>
+              <w:right w:w="120" w:type="dxa"/>
+            </w:tcMar>
             <w:tcBorders>
-              <w:top w:val="none"/>
-              <w:left w:val="none"/>
-              <w:bottom w:val="none"/>
-              <w:right w:val="none"/>
+              <w:top w:val="single" w:sz="4" w:space="0" w:color="BFBFBF"/>
+              <w:left w:val="single" w:sz="4" w:space="0" w:color="BFBFBF"/>
+              <w:bottom w:val="single" w:sz="4" w:space="0" w:color="BFBFBF"/>
+              <w:right w:val="single" w:sz="4" w:space="0" w:color="BFBFBF"/>
             </w:tcBorders>
           </w:tcPr>
           <w:p>
             <w:pPr>
-              <w:spacing w:after="40"/>
+              <w:spacing w:before="60" w:after="60"/>
+              <w:ind w:left="113"/>
             </w:pPr>
-            <w:r/>
             <w:r>
               <w:rPr>
                 <w:rFonts w:ascii="Times New Roman" w:hAnsi="Times New Roman"/>
-                <w:color w:val="212121"/>
+                <w:color w:val="000000"/>
                 <w:sz w:val="22"/>
               </w:rPr>
-              <w:t>Ngày: ...... / ...... / 2026</w:t>
+              <w:t>Bài học: Bài 4 - Nhiệt dung riêng</w:t>
+            </w:r>
+          </w:p>
+        </w:tc>
+      </w:tr>
+      <w:tr>
+        <w:trPr>
+          <w:cantSplit/>
+        </w:trPr>
+        <w:tc>
+          <w:tcPr>
+            <w:tcW w:type="dxa" w:w="5386"/>
+            <w:tcMar>
+              <w:top w:w="120" w:type="dxa"/>
+              <w:bottom w:w="120" w:type="dxa"/>
+              <w:left w:w="120" w:type="dxa"/>
+              <w:right w:w="120" w:type="dxa"/>
+            </w:tcMar>
+            <w:tcBorders>
+              <w:top w:val="single" w:sz="4" w:space="0" w:color="BFBFBF"/>
+              <w:left w:val="single" w:sz="4" w:space="0" w:color="BFBFBF"/>
+              <w:bottom w:val="single" w:sz="4" w:space="0" w:color="BFBFBF"/>
+              <w:right w:val="single" w:sz="4" w:space="0" w:color="BFBFBF"/>
+            </w:tcBorders>
+          </w:tcPr>
+          <w:p>
+            <w:pPr>
+              <w:spacing w:before="60" w:after="60"/>
+              <w:ind w:left="113"/>
+            </w:pPr>
+            <w:r>
+              <w:rPr>
+                <w:rFonts w:ascii="Times New Roman" w:hAnsi="Times New Roman"/>
+                <w:color w:val="000000"/>
+                <w:sz w:val="22"/>
+              </w:rPr>
+              <w:t>Tiết học: ............ ngày ......../......../202...</w:t>
+            </w:r>
+          </w:p>
+        </w:tc>
+        <w:tc>
+          <w:tcPr>
+            <w:tcW w:type="dxa" w:w="4252"/>
+            <w:tcMar>
+              <w:top w:w="120" w:type="dxa"/>
+              <w:bottom w:w="120" w:type="dxa"/>
+              <w:left w:w="120" w:type="dxa"/>
+              <w:right w:w="120" w:type="dxa"/>
+            </w:tcMar>
+            <w:tcBorders>
+              <w:top w:val="single" w:sz="4" w:space="0" w:color="BFBFBF"/>
+              <w:left w:val="single" w:sz="4" w:space="0" w:color="BFBFBF"/>
+              <w:bottom w:val="single" w:sz="4" w:space="0" w:color="BFBFBF"/>
+              <w:right w:val="single" w:sz="4" w:space="0" w:color="BFBFBF"/>
+            </w:tcBorders>
+          </w:tcPr>
+          <w:p>
+            <w:pPr>
+              <w:spacing w:before="60" w:after="60"/>
+              <w:ind w:left="113"/>
+            </w:pPr>
+            <w:r>
+              <w:rPr>
+                <w:rFonts w:ascii="Times New Roman" w:hAnsi="Times New Roman"/>
+                <w:color w:val="000000"/>
+                <w:sz w:val="22"/>
+              </w:rPr>
+              <w:t>Điểm số: .........  Chữ ký GV: .........</w:t>
             </w:r>
           </w:p>
         </w:tc>
       </w:tr>
     </w:tbl>
+    <w:p/>
     <w:p>
       <w:pPr>
-        <w:spacing w:after="80"/>
+        <w:pStyle w:val="Heading1"/>
+        <w:keepNext/>
+        <w:spacing w:before="240" w:after="120"/>
+        <w:ind w:left="0" w:firstLine="0"/>
+        <w:jc w:val="both"/>
+      </w:pPr>
+      <w:r>
+        <w:rPr>
+          <w:rFonts w:ascii="Times New Roman" w:hAnsi="Times New Roman"/>
+          <w:b/>
+          <w:i w:val="0"/>
+          <w:color w:val="1F4E79"/>
+          <w:sz w:val="28"/>
+        </w:rPr>
+        <w:t>1. HÌNH THÀNH KIẾN THỨC MỚI</w:t>
+      </w:r>
+    </w:p>
+    <w:p>
+      <w:pPr>
+        <w:pStyle w:val="Heading2"/>
+        <w:keepNext/>
+        <w:spacing w:before="160" w:after="80"/>
+        <w:ind w:left="0" w:firstLine="0"/>
+        <w:jc w:val="both"/>
+      </w:pPr>
+      <w:r>
+        <w:rPr>
+          <w:rFonts w:ascii="Times New Roman" w:hAnsi="Times New Roman"/>
+          <w:b/>
+          <w:i w:val="0"/>
+          <w:color w:val="000000"/>
+          <w:sz w:val="26"/>
+        </w:rPr>
+        <w:t>📍 ĐVKT 1: ĐƠN VỊ KIẾN THỨC 1 CỦA BÀI 4 - NHIỆT DUNG RIÊNG</w:t>
+      </w:r>
+    </w:p>
+    <w:p>
+      <w:pPr>
+        <w:pStyle w:val="Heading3"/>
+        <w:keepNext/>
+        <w:spacing w:before="120" w:after="60"/>
+        <w:ind w:left="0" w:firstLine="0"/>
+        <w:jc w:val="both"/>
+      </w:pPr>
+      <w:r>
+        <w:rPr>
+          <w:rFonts w:ascii="Times New Roman" w:hAnsi="Times New Roman"/>
+          <w:b w:val="0"/>
+          <w:i/>
+          <w:color w:val="000000"/>
+          <w:sz w:val="26"/>
+        </w:rPr>
+        <w:t>Nhiệm vụ: Nhiệm vụ ghép nối 1 (Matching Matrix)</w:t>
+      </w:r>
+    </w:p>
+    <w:p>
+      <w:pPr>
+        <w:spacing w:before="120" w:after="120" w:line="312" w:lineRule="auto"/>
+        <w:ind w:left="0" w:firstLine="567"/>
+        <w:jc w:val="both"/>
+      </w:pPr>
+      <w:r>
+        <w:rPr>
+          <w:rFonts w:ascii="Times New Roman" w:hAnsi="Times New Roman"/>
+          <w:b w:val="0"/>
+          <w:i/>
+          <w:color w:val="000000"/>
+          <w:sz w:val="26"/>
+        </w:rPr>
+        <w:t>Hướng dẫn thực hiện: Nhóm 4 học sinh, 8 phút. Quan sát hình ảnh và đọc SGK mục liên quan.</w:t>
+      </w:r>
+    </w:p>
+    <w:p>
+      <w:pPr>
+        <w:spacing w:before="120" w:after="120" w:line="312" w:lineRule="auto"/>
+        <w:ind w:left="0" w:firstLine="567"/>
         <w:jc w:val="both"/>
       </w:pPr>
       <w:r>
@@ -117,244 +346,22 @@
           <w:rFonts w:ascii="Times New Roman" w:hAnsi="Times New Roman"/>
           <w:b w:val="0"/>
           <w:i w:val="0"/>
-          <w:color w:val="212121"/>
-          <w:sz w:val="22"/>
+          <w:color w:val="000000"/>
+          <w:sz w:val="26"/>
         </w:rPr>
-        <w:t>Thời gian: ........ phút          Điểm: ......../10          Nhận xét của giáo viên: ........................................</w:t>
+        <w:t>Nội dung khám phá mẫu cho Nhiệm vụ ghép nối 1.</w:t>
       </w:r>
     </w:p>
     <w:p>
       <w:pPr>
-        <w:spacing w:before="120" w:after="120"/>
-        <w:jc w:val="center"/>
-      </w:pPr>
-      <w:r>
-        <w:rPr>
-          <w:color w:val="BFBFBF"/>
-          <w:sz w:val="16"/>
-        </w:rPr>
-        <w:t>——————————————————————————————————————————————————————————————————————</w:t>
-      </w:r>
-    </w:p>
-    <w:p>
-      <w:pPr>
-        <w:spacing w:before="280" w:after="120"/>
+        <w:spacing w:before="40" w:after="40"/>
+        <w:ind w:left="567"/>
+        <w:jc w:val="left"/>
       </w:pPr>
       <w:r>
         <w:rPr>
           <w:rFonts w:ascii="Times New Roman" w:hAnsi="Times New Roman"/>
-          <w:b/>
-          <w:color w:val="1E3A5F"/>
-          <w:sz w:val="28"/>
-        </w:rPr>
-        <w:t>📍 ĐVKT 1: KHÁI NIỆM NHIỆT DUNG RIÊNG</w:t>
-      </w:r>
-    </w:p>
-    <w:p>
-      <w:pPr>
-        <w:spacing w:before="160" w:after="80"/>
-      </w:pPr>
-      <w:r>
-        <w:rPr>
-          <w:rFonts w:ascii="Times New Roman" w:hAnsi="Times New Roman"/>
-          <w:b/>
-          <w:color w:val="595959"/>
-          <w:sz w:val="26"/>
-        </w:rPr>
-        <w:t>1. Khám phá (Nhiệm vụ 1: Assertion Reasoning)</w:t>
-      </w:r>
-    </w:p>
-    <w:p>
-      <w:pPr>
-        <w:spacing w:after="80"/>
-        <w:jc w:val="both"/>
-      </w:pPr>
-      <w:r>
-        <w:rPr>
-          <w:rFonts w:ascii="Times New Roman" w:hAnsi="Times New Roman"/>
-          <w:b/>
-          <w:i w:val="0"/>
-          <w:color w:val="212121"/>
-          <w:sz w:val="26"/>
-        </w:rPr>
-        <w:t>Tình huống:</w:t>
-      </w:r>
-      <w:r>
-        <w:rPr>
-          <w:rFonts w:ascii="Times New Roman" w:hAnsi="Times New Roman"/>
-          <w:i w:val="0"/>
-          <w:color w:val="212121"/>
-          <w:sz w:val="26"/>
-        </w:rPr>
-        <w:t xml:space="preserve"> Đun 1 kg nước và 1 kg dầu ăn trên cùng một bếp điện (cung cấp nhiệt lượng như nhau). Người ta thấy dầu ăn nóng lên nhanh hơn nước rất nhiều.</w:t>
-      </w:r>
-    </w:p>
-    <w:p>
-      <w:pPr>
-        <w:spacing w:after="80"/>
-        <w:ind w:left="283" w:hanging="170"/>
-        <w:jc w:val="both"/>
-      </w:pPr>
-      <w:r>
-        <w:rPr>
-          <w:rFonts w:ascii="Times New Roman" w:hAnsi="Times New Roman"/>
-          <w:color w:val="212121"/>
-          <w:sz w:val="26"/>
-        </w:rPr>
-        <w:t xml:space="preserve">- </w:t>
-      </w:r>
-      <w:r>
-        <w:rPr>
-          <w:rFonts w:ascii="Times New Roman" w:hAnsi="Times New Roman"/>
-          <w:i w:val="0"/>
-          <w:color w:val="212121"/>
-          <w:sz w:val="26"/>
-        </w:rPr>
-        <w:t xml:space="preserve">  </w:t>
-      </w:r>
-      <w:r>
-        <w:rPr>
-          <w:rFonts w:ascii="Times New Roman" w:hAnsi="Times New Roman"/>
-          <w:b/>
-          <w:i w:val="0"/>
-          <w:color w:val="212121"/>
-          <w:sz w:val="26"/>
-        </w:rPr>
-        <w:t>Mệnh đề (Assertion):</w:t>
-      </w:r>
-      <w:r>
-        <w:rPr>
-          <w:rFonts w:ascii="Times New Roman" w:hAnsi="Times New Roman"/>
-          <w:i w:val="0"/>
-          <w:color w:val="212121"/>
-          <w:sz w:val="26"/>
-        </w:rPr>
-        <w:t xml:space="preserve"> Nước cần nhận nhiệt lượng lớn hơn dầu ăn để tăng thêm cùng một độ chia nhiệt độ.</w:t>
-      </w:r>
-    </w:p>
-    <w:p>
-      <w:pPr>
-        <w:spacing w:after="80"/>
-        <w:ind w:left="283" w:hanging="170"/>
-        <w:jc w:val="both"/>
-      </w:pPr>
-      <w:r>
-        <w:rPr>
-          <w:rFonts w:ascii="Times New Roman" w:hAnsi="Times New Roman"/>
-          <w:color w:val="212121"/>
-          <w:sz w:val="26"/>
-        </w:rPr>
-        <w:t xml:space="preserve">- </w:t>
-      </w:r>
-      <w:r>
-        <w:rPr>
-          <w:rFonts w:ascii="Times New Roman" w:hAnsi="Times New Roman"/>
-          <w:i w:val="0"/>
-          <w:color w:val="212121"/>
-          <w:sz w:val="26"/>
-        </w:rPr>
-        <w:t xml:space="preserve">  </w:t>
-      </w:r>
-      <w:r>
-        <w:rPr>
-          <w:rFonts w:ascii="Times New Roman" w:hAnsi="Times New Roman"/>
-          <w:b/>
-          <w:i w:val="0"/>
-          <w:color w:val="212121"/>
-          <w:sz w:val="26"/>
-        </w:rPr>
-        <w:t>Lý do (Reasoning):</w:t>
-      </w:r>
-      <w:r>
-        <w:rPr>
-          <w:rFonts w:ascii="Times New Roman" w:hAnsi="Times New Roman"/>
-          <w:i w:val="0"/>
-          <w:color w:val="212121"/>
-          <w:sz w:val="26"/>
-        </w:rPr>
-        <w:t xml:space="preserve"> Mỗi chất có một đặc tính nhiệt riêng, đặc trưng cho khả năng tích trữ và trao đổi nhiệt khi thay đổi nhiệt độ.</w:t>
-      </w:r>
-    </w:p>
-    <w:p>
-      <w:pPr>
-        <w:spacing w:after="80"/>
-        <w:ind w:left="283" w:hanging="170"/>
-        <w:jc w:val="both"/>
-      </w:pPr>
-      <w:r>
-        <w:rPr>
-          <w:rFonts w:ascii="Times New Roman" w:hAnsi="Times New Roman"/>
-          <w:color w:val="212121"/>
-          <w:sz w:val="26"/>
-        </w:rPr>
-        <w:t xml:space="preserve">- </w:t>
-      </w:r>
-      <w:r>
-        <w:rPr>
-          <w:rFonts w:ascii="Times New Roman" w:hAnsi="Times New Roman"/>
-          <w:i w:val="0"/>
-          <w:color w:val="212121"/>
-          <w:sz w:val="26"/>
-        </w:rPr>
-        <w:t xml:space="preserve">  </w:t>
-      </w:r>
-      <w:r>
-        <w:rPr>
-          <w:rFonts w:ascii="Times New Roman" w:hAnsi="Times New Roman"/>
-          <w:b/>
-          <w:i w:val="0"/>
-          <w:color w:val="212121"/>
-          <w:sz w:val="26"/>
-        </w:rPr>
-        <w:t>Câu hỏi:</w:t>
-      </w:r>
-      <w:r>
-        <w:rPr>
-          <w:rFonts w:ascii="Times New Roman" w:hAnsi="Times New Roman"/>
-          <w:i w:val="0"/>
-          <w:color w:val="212121"/>
-          <w:sz w:val="26"/>
-        </w:rPr>
-        <w:t xml:space="preserve"> Em hãy nhận xét tính đúng/sai của mệnh đề và lý do trên, đồng thời giải thích bản chất vật lý. </w:t>
-      </w:r>
-      <w:r>
-        <w:rPr>
-          <w:rFonts w:ascii="Times New Roman" w:hAnsi="Times New Roman"/>
-          <w:color w:val="BFBFBF"/>
-          <w:sz w:val="22"/>
-        </w:rPr>
-        <w:t>..........................................................................................</w:t>
-      </w:r>
-      <w:r>
-        <w:rPr>
-          <w:rFonts w:ascii="Times New Roman" w:hAnsi="Times New Roman"/>
-          <w:i w:val="0"/>
-          <w:color w:val="212121"/>
-          <w:sz w:val="26"/>
-        </w:rPr>
-        <w:t xml:space="preserve"> </w:t>
-      </w:r>
-      <w:r>
-        <w:rPr>
-          <w:rFonts w:ascii="Times New Roman" w:hAnsi="Times New Roman"/>
-          <w:color w:val="BFBFBF"/>
-          <w:sz w:val="22"/>
-        </w:rPr>
-        <w:t>..........................................................................................</w:t>
-      </w:r>
-      <w:r>
-        <w:rPr>
-          <w:rFonts w:ascii="Times New Roman" w:hAnsi="Times New Roman"/>
-          <w:i w:val="0"/>
-          <w:color w:val="212121"/>
-          <w:sz w:val="26"/>
-        </w:rPr>
-        <w:t xml:space="preserve"> </w:t>
-      </w:r>
-      <w:r>
-        <w:rPr>
-          <w:rFonts w:ascii="Times New Roman" w:hAnsi="Times New Roman"/>
-          <w:color w:val="BFBFBF"/>
+          <w:color w:val="666666"/>
           <w:sz w:val="22"/>
         </w:rPr>
         <w:t>..........................................................................................</w:t>
@@ -363,11 +370,13 @@
     <w:p>
       <w:pPr>
         <w:spacing w:before="40" w:after="40"/>
+        <w:ind w:left="567"/>
+        <w:jc w:val="left"/>
       </w:pPr>
       <w:r>
         <w:rPr>
           <w:rFonts w:ascii="Times New Roman" w:hAnsi="Times New Roman"/>
-          <w:color w:val="BFBFBF"/>
+          <w:color w:val="666666"/>
           <w:sz w:val="22"/>
         </w:rPr>
         <w:t>..........................................................................................</w:t>
@@ -376,11 +385,81 @@
     <w:p>
       <w:pPr>
         <w:spacing w:before="40" w:after="40"/>
+        <w:ind w:left="567"/>
+        <w:jc w:val="left"/>
       </w:pPr>
       <w:r>
         <w:rPr>
           <w:rFonts w:ascii="Times New Roman" w:hAnsi="Times New Roman"/>
-          <w:color w:val="BFBFBF"/>
+          <w:color w:val="666666"/>
+          <w:sz w:val="22"/>
+        </w:rPr>
+        <w:t>..........................................................................................</w:t>
+      </w:r>
+    </w:p>
+    <w:p>
+      <w:pPr>
+        <w:pStyle w:val="Heading3"/>
+        <w:keepNext/>
+        <w:spacing w:before="120" w:after="60"/>
+        <w:ind w:left="0" w:firstLine="0"/>
+        <w:jc w:val="both"/>
+      </w:pPr>
+      <w:r>
+        <w:rPr>
+          <w:rFonts w:ascii="Times New Roman" w:hAnsi="Times New Roman"/>
+          <w:b w:val="0"/>
+          <w:i/>
+          <w:color w:val="000000"/>
+          <w:sz w:val="26"/>
+        </w:rPr>
+        <w:t>Nhiệm vụ: Nhiệm vụ tìm lỗi 1 (Bug Buster)</w:t>
+      </w:r>
+    </w:p>
+    <w:p>
+      <w:pPr>
+        <w:spacing w:before="120" w:after="120" w:line="312" w:lineRule="auto"/>
+        <w:ind w:left="0" w:firstLine="567"/>
+        <w:jc w:val="both"/>
+      </w:pPr>
+      <w:r>
+        <w:rPr>
+          <w:rFonts w:ascii="Times New Roman" w:hAnsi="Times New Roman"/>
+          <w:b w:val="0"/>
+          <w:i/>
+          <w:color w:val="000000"/>
+          <w:sz w:val="26"/>
+        </w:rPr>
+        <w:t>Hướng dẫn thực hiện: Nhóm 4 học sinh, 8 phút. Quan sát hình ảnh và đọc SGK mục liên quan.</w:t>
+      </w:r>
+    </w:p>
+    <w:p>
+      <w:pPr>
+        <w:spacing w:before="120" w:after="120" w:line="312" w:lineRule="auto"/>
+        <w:ind w:left="0" w:firstLine="567"/>
+        <w:jc w:val="both"/>
+      </w:pPr>
+      <w:r>
+        <w:rPr>
+          <w:rFonts w:ascii="Times New Roman" w:hAnsi="Times New Roman"/>
+          <w:b w:val="0"/>
+          <w:i w:val="0"/>
+          <w:color w:val="000000"/>
+          <w:sz w:val="26"/>
+        </w:rPr>
+        <w:t>Nội dung khám phá mẫu cho Nhiệm vụ tìm lỗi 1.</w:t>
+      </w:r>
+    </w:p>
+    <w:p>
+      <w:pPr>
+        <w:spacing w:before="40" w:after="40"/>
+        <w:ind w:left="567"/>
+        <w:jc w:val="left"/>
+      </w:pPr>
+      <w:r>
+        <w:rPr>
+          <w:rFonts w:ascii="Times New Roman" w:hAnsi="Times New Roman"/>
+          <w:color w:val="666666"/>
           <w:sz w:val="22"/>
         </w:rPr>
         <w:t>..........................................................................................</w:t>
@@ -389,11 +468,13 @@
     <w:p>
       <w:pPr>
         <w:spacing w:before="40" w:after="40"/>
+        <w:ind w:left="567"/>
+        <w:jc w:val="left"/>
       </w:pPr>
       <w:r>
         <w:rPr>
           <w:rFonts w:ascii="Times New Roman" w:hAnsi="Times New Roman"/>
-          <w:color w:val="BFBFBF"/>
+          <w:color w:val="666666"/>
           <w:sz w:val="22"/>
         </w:rPr>
         <w:t>..........................................................................................</w:t>
@@ -402,11 +483,13 @@
     <w:p>
       <w:pPr>
         <w:spacing w:before="40" w:after="40"/>
+        <w:ind w:left="567"/>
+        <w:jc w:val="left"/>
       </w:pPr>
       <w:r>
         <w:rPr>
           <w:rFonts w:ascii="Times New Roman" w:hAnsi="Times New Roman"/>
-          <w:color w:val="BFBFBF"/>
+          <w:color w:val="666666"/>
           <w:sz w:val="22"/>
         </w:rPr>
         <w:t>..........................................................................................</w:t>
@@ -414,243 +497,88 @@
     </w:p>
     <w:p>
       <w:pPr>
-        <w:spacing w:before="160" w:after="80"/>
-      </w:pPr>
-      <w:r>
-        <w:rPr>
-          <w:rFonts w:ascii="Times New Roman" w:hAnsi="Times New Roman"/>
-          <w:b/>
-          <w:color w:val="595959"/>
-          <w:sz w:val="26"/>
-        </w:rPr>
-        <w:t>2. Trọng tâm (Định nghĩa &amp; Công thức)</w:t>
-      </w:r>
-    </w:p>
-    <w:p>
-      <w:pPr>
-        <w:spacing w:after="80"/>
-        <w:ind w:left="283" w:hanging="170"/>
+        <w:pStyle w:val="Heading3"/>
+        <w:keepNext/>
+        <w:spacing w:before="120" w:after="60"/>
+        <w:ind w:left="0" w:firstLine="0"/>
         <w:jc w:val="both"/>
       </w:pPr>
       <w:r>
         <w:rPr>
           <w:rFonts w:ascii="Times New Roman" w:hAnsi="Times New Roman"/>
-          <w:color w:val="212121"/>
+          <w:b w:val="0"/>
+          <w:i/>
+          <w:color w:val="000000"/>
           <w:sz w:val="26"/>
         </w:rPr>
-        <w:t xml:space="preserve">- </w:t>
-      </w:r>
-      <w:r>
-        <w:rPr>
-          <w:rFonts w:ascii="Times New Roman" w:hAnsi="Times New Roman"/>
-          <w:i w:val="0"/>
-          <w:color w:val="212121"/>
-          <w:sz w:val="26"/>
-        </w:rPr>
-        <w:t xml:space="preserve">  </w:t>
-      </w:r>
-      <w:r>
-        <w:rPr>
-          <w:rFonts w:ascii="Times New Roman" w:hAnsi="Times New Roman"/>
-          <w:b/>
-          <w:i w:val="0"/>
-          <w:color w:val="212121"/>
-          <w:sz w:val="26"/>
-        </w:rPr>
-        <w:t>Định nghĩa:</w:t>
-      </w:r>
-      <w:r>
-        <w:rPr>
-          <w:rFonts w:ascii="Times New Roman" w:hAnsi="Times New Roman"/>
-          <w:i w:val="0"/>
-          <w:color w:val="212121"/>
-          <w:sz w:val="26"/>
-        </w:rPr>
-        <w:t xml:space="preserve"> Nhiệt dung riêng của một chất là nhiệt lượng cần truyền cho (1) .................... chất đó để tăng thêm (2) ....................</w:t>
+        <w:t>Kiến thức trọng tâm:</w:t>
       </w:r>
     </w:p>
     <w:p>
       <w:pPr>
-        <w:spacing w:after="80"/>
-        <w:ind w:left="283" w:hanging="170"/>
+        <w:spacing w:before="120" w:after="120" w:line="312" w:lineRule="auto"/>
+        <w:ind w:left="0" w:firstLine="567"/>
         <w:jc w:val="both"/>
       </w:pPr>
       <w:r>
         <w:rPr>
           <w:rFonts w:ascii="Times New Roman" w:hAnsi="Times New Roman"/>
-          <w:color w:val="212121"/>
+          <w:b w:val="0"/>
+          <w:i w:val="0"/>
+          <w:color w:val="000000"/>
           <w:sz w:val="26"/>
         </w:rPr>
-        <w:t xml:space="preserve">- </w:t>
-      </w:r>
-      <w:r>
-        <w:rPr>
-          <w:rFonts w:ascii="Times New Roman" w:hAnsi="Times New Roman"/>
-          <w:i w:val="0"/>
-          <w:color w:val="212121"/>
-          <w:sz w:val="26"/>
-        </w:rPr>
-        <w:t xml:space="preserve">  </w:t>
-      </w:r>
-      <w:r>
-        <w:rPr>
-          <w:rFonts w:ascii="Times New Roman" w:hAnsi="Times New Roman"/>
-          <w:b/>
-          <w:i w:val="0"/>
-          <w:color w:val="212121"/>
-          <w:sz w:val="26"/>
-        </w:rPr>
-        <w:t>Hệ thức tính nhiệt lượng:</w:t>
-      </w:r>
-      <w:r>
-        <w:rPr>
-          <w:rFonts w:ascii="Times New Roman" w:hAnsi="Times New Roman"/>
-          <w:i w:val="0"/>
-          <w:color w:val="212121"/>
-          <w:sz w:val="26"/>
-        </w:rPr>
-        <w:t xml:space="preserve"> Q = m · c · Δ t Trong đó:</w:t>
+        <w:t>Định nghĩa (1) là đại lượng đặc trưng cho (2) của vật.</w:t>
       </w:r>
     </w:p>
     <w:p>
       <w:pPr>
-        <w:spacing w:after="80"/>
-        <w:ind w:left="283" w:hanging="170"/>
+        <w:spacing w:before="120" w:after="120" w:line="312" w:lineRule="auto"/>
+        <w:ind w:left="0" w:firstLine="567"/>
         <w:jc w:val="both"/>
       </w:pPr>
       <w:r>
         <w:rPr>
           <w:rFonts w:ascii="Times New Roman" w:hAnsi="Times New Roman"/>
-          <w:color w:val="212121"/>
+          <w:b w:val="0"/>
+          <w:i/>
+          <w:color w:val="000000"/>
           <w:sz w:val="26"/>
         </w:rPr>
-        <w:t xml:space="preserve">- </w:t>
+        <w:t>Gợi ý từ khóa:</w:t>
       </w:r>
       <w:r>
         <w:rPr>
           <w:rFonts w:ascii="Times New Roman" w:hAnsi="Times New Roman"/>
+          <w:b w:val="0"/>
           <w:i w:val="0"/>
-          <w:color w:val="212121"/>
+          <w:color w:val="000000"/>
           <w:sz w:val="26"/>
         </w:rPr>
-        <w:t xml:space="preserve">  Q là (3) .................... (đơn vị: J)</w:t>
+        <w:t xml:space="preserve"> đại lượng mẫu, tính chất mẫu.</w:t>
       </w:r>
     </w:p>
     <w:p>
       <w:pPr>
-        <w:spacing w:after="80"/>
-        <w:ind w:left="283" w:hanging="170"/>
-        <w:jc w:val="both"/>
-      </w:pPr>
-      <w:r>
-        <w:rPr>
-          <w:rFonts w:ascii="Times New Roman" w:hAnsi="Times New Roman"/>
-          <w:color w:val="212121"/>
-          <w:sz w:val="26"/>
-        </w:rPr>
-        <w:t xml:space="preserve">- </w:t>
-      </w:r>
-      <w:r>
-        <w:rPr>
-          <w:rFonts w:ascii="Times New Roman" w:hAnsi="Times New Roman"/>
-          <w:i w:val="0"/>
-          <w:color w:val="212121"/>
-          <w:sz w:val="26"/>
-        </w:rPr>
-        <w:t xml:space="preserve">  m là (4) .................... (đơn vị: kg)</w:t>
-      </w:r>
-    </w:p>
-    <w:p>
-      <w:pPr>
-        <w:spacing w:after="80"/>
-        <w:ind w:left="283" w:hanging="170"/>
-        <w:jc w:val="both"/>
-      </w:pPr>
-      <w:r>
-        <w:rPr>
-          <w:rFonts w:ascii="Times New Roman" w:hAnsi="Times New Roman"/>
-          <w:color w:val="212121"/>
-          <w:sz w:val="26"/>
-        </w:rPr>
-        <w:t xml:space="preserve">- </w:t>
-      </w:r>
-      <w:r>
-        <w:rPr>
-          <w:rFonts w:ascii="Times New Roman" w:hAnsi="Times New Roman"/>
-          <w:i w:val="0"/>
-          <w:color w:val="212121"/>
-          <w:sz w:val="26"/>
-        </w:rPr>
-        <w:t xml:space="preserve">  Δ t = t_2 - t_1 là (5) .................... (đơn vị: °C hoặc K)</w:t>
-      </w:r>
-    </w:p>
-    <w:p>
-      <w:pPr>
-        <w:spacing w:before="40" w:after="40"/>
+        <w:keepNext/>
+        <w:spacing w:before="160" w:after="160"/>
+        <w:jc w:val="center"/>
       </w:pPr>
       <w:r>
         <w:rPr>
           <w:rFonts w:ascii="Times New Roman" w:hAnsi="Times New Roman"/>
           <w:color w:val="BFBFBF"/>
-          <w:sz w:val="22"/>
+          <w:sz w:val="18"/>
         </w:rPr>
-        <w:t>..........................................................................................</w:t>
+        <w:t>———————————————————————————————————</w:t>
       </w:r>
     </w:p>
     <w:p>
       <w:pPr>
-        <w:spacing w:after="80"/>
-        <w:ind w:left="283" w:hanging="170"/>
-        <w:jc w:val="both"/>
-      </w:pPr>
-      <w:r>
-        <w:rPr>
-          <w:rFonts w:ascii="Times New Roman" w:hAnsi="Times New Roman"/>
-          <w:color w:val="212121"/>
-          <w:sz w:val="26"/>
-        </w:rPr>
-        <w:t xml:space="preserve">- </w:t>
-      </w:r>
-      <w:r>
-        <w:rPr>
-          <w:rFonts w:ascii="Times New Roman" w:hAnsi="Times New Roman"/>
-          <w:i w:val="0"/>
-          <w:color w:val="212121"/>
-          <w:sz w:val="26"/>
-        </w:rPr>
-        <w:t xml:space="preserve">  c là (6) .................... (đơn vị: J/kg.K hoặc J/kg.° C)</w:t>
-      </w:r>
-    </w:p>
-    <w:p>
-      <w:pPr>
-        <w:spacing w:before="40" w:after="40"/>
-      </w:pPr>
-      <w:r>
-        <w:rPr>
-          <w:rFonts w:ascii="Times New Roman" w:hAnsi="Times New Roman"/>
-          <w:color w:val="BFBFBF"/>
-          <w:sz w:val="22"/>
-        </w:rPr>
-        <w:t>..........................................................................................</w:t>
-      </w:r>
-    </w:p>
-    <w:p>
-      <w:pPr>
+        <w:pStyle w:val="Heading2"/>
+        <w:keepNext/>
         <w:spacing w:before="160" w:after="80"/>
-      </w:pPr>
-      <w:r>
-        <w:rPr>
-          <w:rFonts w:ascii="Times New Roman" w:hAnsi="Times New Roman"/>
-          <w:b/>
-          <w:color w:val="595959"/>
-          <w:sz w:val="26"/>
-        </w:rPr>
-        <w:t>3. Vận dụng (Nhiệm vụ 2: Contextual MCQ)</w:t>
-      </w:r>
-    </w:p>
-    <w:p>
-      <w:pPr>
-        <w:spacing w:after="80"/>
+        <w:ind w:left="0" w:firstLine="0"/>
         <w:jc w:val="both"/>
       </w:pPr>
       <w:r>
@@ -658,180 +586,75 @@
           <w:rFonts w:ascii="Times New Roman" w:hAnsi="Times New Roman"/>
           <w:b/>
           <w:i w:val="0"/>
-          <w:color w:val="212121"/>
+          <w:color w:val="000000"/>
           <w:sz w:val="26"/>
         </w:rPr>
-        <w:t>Câu hỏi:</w:t>
-      </w:r>
-      <w:r>
-        <w:rPr>
-          <w:rFonts w:ascii="Times New Roman" w:hAnsi="Times New Roman"/>
-          <w:i w:val="0"/>
-          <w:color w:val="212121"/>
-          <w:sz w:val="26"/>
-        </w:rPr>
-        <w:t xml:space="preserve"> Tại sao khí hậu ở vùng ven biển thường ôn hòa hơn (ngày ít nóng hơn, đêm ít lạnh hơn) so với khí hậu ở sâu trong đất liền?</w:t>
+        <w:t>📍 ĐVKT 2: ĐƠN VỊ KIẾN THỨC 2 CỦA BÀI 4 - NHIỆT DUNG RIÊNG</w:t>
       </w:r>
     </w:p>
     <w:p>
       <w:pPr>
-        <w:spacing w:after="80"/>
-        <w:ind w:left="283" w:hanging="170"/>
+        <w:pStyle w:val="Heading3"/>
+        <w:keepNext/>
+        <w:spacing w:before="120" w:after="60"/>
+        <w:ind w:left="0" w:firstLine="0"/>
         <w:jc w:val="both"/>
       </w:pPr>
       <w:r>
         <w:rPr>
           <w:rFonts w:ascii="Times New Roman" w:hAnsi="Times New Roman"/>
-          <w:color w:val="212121"/>
+          <w:b w:val="0"/>
+          <w:i/>
+          <w:color w:val="000000"/>
           <w:sz w:val="26"/>
         </w:rPr>
-        <w:t xml:space="preserve">- </w:t>
-      </w:r>
-      <w:r>
-        <w:rPr>
-          <w:rFonts w:ascii="Times New Roman" w:hAnsi="Times New Roman"/>
-          <w:i w:val="0"/>
-          <w:color w:val="212121"/>
-          <w:sz w:val="26"/>
-        </w:rPr>
-        <w:t xml:space="preserve">  A. Vì gió biển thổi liên tục làm hạ nhiệt độ đất liền vào ban ngày.</w:t>
+        <w:t>Nhiệm vụ: Nhiệm vụ ghép nối 2 (Matching Matrix)</w:t>
       </w:r>
     </w:p>
     <w:p>
       <w:pPr>
-        <w:spacing w:after="80"/>
-        <w:ind w:left="283" w:hanging="170"/>
+        <w:spacing w:before="120" w:after="120" w:line="312" w:lineRule="auto"/>
+        <w:ind w:left="0" w:firstLine="567"/>
         <w:jc w:val="both"/>
       </w:pPr>
       <w:r>
         <w:rPr>
           <w:rFonts w:ascii="Times New Roman" w:hAnsi="Times New Roman"/>
-          <w:color w:val="212121"/>
+          <w:b w:val="0"/>
+          <w:i/>
+          <w:color w:val="000000"/>
           <w:sz w:val="26"/>
         </w:rPr>
-        <w:t xml:space="preserve">- </w:t>
-      </w:r>
-      <w:r>
-        <w:rPr>
-          <w:rFonts w:ascii="Times New Roman" w:hAnsi="Times New Roman"/>
-          <w:i w:val="0"/>
-          <w:color w:val="212121"/>
-          <w:sz w:val="26"/>
-        </w:rPr>
-        <w:t xml:space="preserve">  B. Vì nước có nhiệt dung riêng (c ≈ 4200 J/kg.K) lớn hơn nhiều so với đất cát (c ≈ 800 J/kg.K), nên nước nóng lên chậm hơn và nguội đi chậm hơn đất cát.</w:t>
+        <w:t>Hướng dẫn thực hiện: Nhóm 4 học sinh, 8 phút. Quan sát hình ảnh và đọc SGK mục liên quan.</w:t>
       </w:r>
     </w:p>
     <w:p>
       <w:pPr>
-        <w:spacing w:after="80"/>
-        <w:ind w:left="283" w:hanging="170"/>
+        <w:spacing w:before="120" w:after="120" w:line="312" w:lineRule="auto"/>
+        <w:ind w:left="0" w:firstLine="567"/>
         <w:jc w:val="both"/>
       </w:pPr>
       <w:r>
         <w:rPr>
           <w:rFonts w:ascii="Times New Roman" w:hAnsi="Times New Roman"/>
-          <w:color w:val="212121"/>
+          <w:b w:val="0"/>
+          <w:i w:val="0"/>
+          <w:color w:val="000000"/>
           <w:sz w:val="26"/>
         </w:rPr>
-        <w:t xml:space="preserve">- </w:t>
-      </w:r>
-      <w:r>
-        <w:rPr>
-          <w:rFonts w:ascii="Times New Roman" w:hAnsi="Times New Roman"/>
-          <w:i w:val="0"/>
-          <w:color w:val="212121"/>
-          <w:sz w:val="26"/>
-        </w:rPr>
-        <w:t xml:space="preserve">  C. Vì nước bay hơi liên tục lấy đi một lượng nhiệt khổng lồ làm mát đất cát.</w:t>
+        <w:t>Nội dung khám phá mẫu cho Nhiệm vụ ghép nối 2.</w:t>
       </w:r>
     </w:p>
     <w:p>
       <w:pPr>
-        <w:spacing w:after="80"/>
-        <w:ind w:left="283" w:hanging="170"/>
-        <w:jc w:val="both"/>
+        <w:spacing w:before="40" w:after="40"/>
+        <w:ind w:left="567"/>
+        <w:jc w:val="left"/>
       </w:pPr>
       <w:r>
         <w:rPr>
           <w:rFonts w:ascii="Times New Roman" w:hAnsi="Times New Roman"/>
-          <w:color w:val="212121"/>
-          <w:sz w:val="26"/>
-        </w:rPr>
-        <w:t xml:space="preserve">- </w:t>
-      </w:r>
-      <w:r>
-        <w:rPr>
-          <w:rFonts w:ascii="Times New Roman" w:hAnsi="Times New Roman"/>
-          <w:i w:val="0"/>
-          <w:color w:val="212121"/>
-          <w:sz w:val="26"/>
-        </w:rPr>
-        <w:t xml:space="preserve">  D. Vì đất cát giữ nhiệt kém và tỏa nhiệt nhanh hơn nước biển.</w:t>
-      </w:r>
-    </w:p>
-    <w:p>
-      <w:pPr>
-        <w:spacing w:after="80"/>
-        <w:ind w:left="283" w:hanging="170"/>
-        <w:jc w:val="both"/>
-      </w:pPr>
-      <w:r>
-        <w:rPr>
-          <w:rFonts w:ascii="Times New Roman" w:hAnsi="Times New Roman"/>
-          <w:color w:val="212121"/>
-          <w:sz w:val="26"/>
-        </w:rPr>
-        <w:t xml:space="preserve">- </w:t>
-      </w:r>
-      <w:r>
-        <w:rPr>
-          <w:rFonts w:ascii="Times New Roman" w:hAnsi="Times New Roman"/>
-          <w:i w:val="0"/>
-          <w:color w:val="212121"/>
-          <w:sz w:val="26"/>
-        </w:rPr>
-        <w:t xml:space="preserve">  </w:t>
-      </w:r>
-      <w:r>
-        <w:rPr>
-          <w:rFonts w:ascii="Times New Roman" w:hAnsi="Times New Roman"/>
-          <w:b/>
-          <w:i w:val="0"/>
-          <w:color w:val="212121"/>
-          <w:sz w:val="26"/>
-        </w:rPr>
-        <w:t>Biện giải lựa chọn của em:</w:t>
-      </w:r>
-      <w:r>
-        <w:rPr>
-          <w:rFonts w:ascii="Times New Roman" w:hAnsi="Times New Roman"/>
-          <w:i w:val="0"/>
-          <w:color w:val="212121"/>
-          <w:sz w:val="26"/>
-        </w:rPr>
-        <w:t xml:space="preserve"> </w:t>
-      </w:r>
-      <w:r>
-        <w:rPr>
-          <w:rFonts w:ascii="Times New Roman" w:hAnsi="Times New Roman"/>
-          <w:color w:val="BFBFBF"/>
-          <w:sz w:val="22"/>
-        </w:rPr>
-        <w:t>..........................................................................................</w:t>
-      </w:r>
-      <w:r>
-        <w:rPr>
-          <w:rFonts w:ascii="Times New Roman" w:hAnsi="Times New Roman"/>
-          <w:i w:val="0"/>
-          <w:color w:val="212121"/>
-          <w:sz w:val="26"/>
-        </w:rPr>
-        <w:t xml:space="preserve"> </w:t>
-      </w:r>
-      <w:r>
-        <w:rPr>
-          <w:rFonts w:ascii="Times New Roman" w:hAnsi="Times New Roman"/>
-          <w:color w:val="BFBFBF"/>
+          <w:color w:val="666666"/>
           <w:sz w:val="22"/>
         </w:rPr>
         <w:t>..........................................................................................</w:t>
@@ -840,505 +663,13 @@
     <w:p>
       <w:pPr>
         <w:spacing w:before="40" w:after="40"/>
+        <w:ind w:left="567"/>
+        <w:jc w:val="left"/>
       </w:pPr>
       <w:r>
         <w:rPr>
           <w:rFonts w:ascii="Times New Roman" w:hAnsi="Times New Roman"/>
-          <w:color w:val="BFBFBF"/>
-          <w:sz w:val="22"/>
-        </w:rPr>
-        <w:t>..........................................................................................</w:t>
-      </w:r>
-    </w:p>
-    <w:p>
-      <w:pPr>
-        <w:spacing w:before="120" w:after="120"/>
-        <w:jc w:val="center"/>
-      </w:pPr>
-      <w:r>
-        <w:rPr>
-          <w:color w:val="BFBFBF"/>
-          <w:sz w:val="16"/>
-        </w:rPr>
-        <w:t>——————————————————————————————————————————————————————————————————————</w:t>
-      </w:r>
-    </w:p>
-    <w:p>
-      <w:pPr>
-        <w:spacing w:before="280" w:after="120"/>
-      </w:pPr>
-      <w:r>
-        <w:rPr>
-          <w:rFonts w:ascii="Times New Roman" w:hAnsi="Times New Roman"/>
-          <w:b/>
-          <w:color w:val="1E3A5F"/>
-          <w:sz w:val="28"/>
-        </w:rPr>
-        <w:t>📍 ĐVKT 2: THỰC HÀNH ĐO NHIỆT DUNG RIÊNG CỦA NƯỚC</w:t>
-      </w:r>
-    </w:p>
-    <w:p>
-      <w:pPr>
-        <w:spacing w:before="160" w:after="80"/>
-      </w:pPr>
-      <w:r>
-        <w:rPr>
-          <w:rFonts w:ascii="Times New Roman" w:hAnsi="Times New Roman"/>
-          <w:b/>
-          <w:color w:val="595959"/>
-          <w:sz w:val="26"/>
-        </w:rPr>
-        <w:t>1. Khám phá (Nhiệm vụ 3: Visual Cloze Test)</w:t>
-      </w:r>
-    </w:p>
-    <w:p>
-      <w:pPr>
-        <w:spacing w:after="80"/>
-        <w:jc w:val="both"/>
-      </w:pPr>
-      <w:r>
-        <w:rPr>
-          <w:rFonts w:ascii="Times New Roman" w:hAnsi="Times New Roman"/>
-          <w:b/>
-          <w:i w:val="0"/>
-          <w:color w:val="212121"/>
-          <w:sz w:val="26"/>
-        </w:rPr>
-        <w:t>Quan sát sơ đồ thí nghiệm thực hành trong SGK và hoàn thành bảng dụng cụ:</w:t>
-      </w:r>
-    </w:p>
-    <w:p>
-      <w:pPr>
-        <w:spacing w:before="40" w:after="40"/>
-      </w:pPr>
-      <w:r>
-        <w:rPr>
-          <w:rFonts w:ascii="Times New Roman" w:hAnsi="Times New Roman"/>
-          <w:color w:val="BFBFBF"/>
-          <w:sz w:val="22"/>
-        </w:rPr>
-        <w:t>..........................................................................................</w:t>
-      </w:r>
-    </w:p>
-    <w:p>
-      <w:pPr>
-        <w:spacing w:after="80"/>
-        <w:ind w:left="283" w:hanging="170"/>
-        <w:jc w:val="both"/>
-      </w:pPr>
-      <w:r>
-        <w:rPr>
-          <w:rFonts w:ascii="Times New Roman" w:hAnsi="Times New Roman"/>
-          <w:color w:val="212121"/>
-          <w:sz w:val="26"/>
-        </w:rPr>
-        <w:t xml:space="preserve">- </w:t>
-      </w:r>
-      <w:r>
-        <w:rPr>
-          <w:rFonts w:ascii="Times New Roman" w:hAnsi="Times New Roman"/>
-          <w:i w:val="0"/>
-          <w:color w:val="212121"/>
-          <w:sz w:val="26"/>
-        </w:rPr>
-        <w:t xml:space="preserve">  Dụng cụ 1: Nhiệt lượng kế gồm bình trong bằng (1) .................... và vỏ cách nhiệt.</w:t>
-      </w:r>
-    </w:p>
-    <w:p>
-      <w:pPr>
-        <w:spacing w:after="80"/>
-        <w:ind w:left="283" w:hanging="170"/>
-        <w:jc w:val="both"/>
-      </w:pPr>
-      <w:r>
-        <w:rPr>
-          <w:rFonts w:ascii="Times New Roman" w:hAnsi="Times New Roman"/>
-          <w:color w:val="212121"/>
-          <w:sz w:val="26"/>
-        </w:rPr>
-        <w:t xml:space="preserve">- </w:t>
-      </w:r>
-      <w:r>
-        <w:rPr>
-          <w:rFonts w:ascii="Times New Roman" w:hAnsi="Times New Roman"/>
-          <w:i w:val="0"/>
-          <w:color w:val="212121"/>
-          <w:sz w:val="26"/>
-        </w:rPr>
-        <w:t xml:space="preserve">  Dụng cụ 2: Bộ đo công suất điện (Watt kế) và (2) .................... để đo nhiệt năng cung cấp.</w:t>
-      </w:r>
-    </w:p>
-    <w:p>
-      <w:pPr>
-        <w:spacing w:after="80"/>
-        <w:ind w:left="283" w:hanging="170"/>
-        <w:jc w:val="both"/>
-      </w:pPr>
-      <w:r>
-        <w:rPr>
-          <w:rFonts w:ascii="Times New Roman" w:hAnsi="Times New Roman"/>
-          <w:color w:val="212121"/>
-          <w:sz w:val="26"/>
-        </w:rPr>
-        <w:t xml:space="preserve">- </w:t>
-      </w:r>
-      <w:r>
-        <w:rPr>
-          <w:rFonts w:ascii="Times New Roman" w:hAnsi="Times New Roman"/>
-          <w:i w:val="0"/>
-          <w:color w:val="212121"/>
-          <w:sz w:val="26"/>
-        </w:rPr>
-        <w:t xml:space="preserve">  Dụng cụ 3: (3) .................... kỹ thuật số để theo dõi độ tăng nhiệt độ.</w:t>
-      </w:r>
-    </w:p>
-    <w:p>
-      <w:pPr>
-        <w:spacing w:before="160" w:after="80"/>
-      </w:pPr>
-      <w:r>
-        <w:rPr>
-          <w:rFonts w:ascii="Times New Roman" w:hAnsi="Times New Roman"/>
-          <w:b/>
-          <w:color w:val="595959"/>
-          <w:sz w:val="26"/>
-        </w:rPr>
-        <w:t>2. Trọng tâm (Tiến trình thí nghiệm &amp; Công thức sai số)</w:t>
-      </w:r>
-    </w:p>
-    <w:p>
-      <w:pPr>
-        <w:spacing w:after="80"/>
-        <w:ind w:left="283" w:hanging="170"/>
-        <w:jc w:val="both"/>
-      </w:pPr>
-      <w:r>
-        <w:rPr>
-          <w:rFonts w:ascii="Times New Roman" w:hAnsi="Times New Roman"/>
-          <w:color w:val="212121"/>
-          <w:sz w:val="26"/>
-        </w:rPr>
-        <w:t xml:space="preserve">- </w:t>
-      </w:r>
-      <w:r>
-        <w:rPr>
-          <w:rFonts w:ascii="Times New Roman" w:hAnsi="Times New Roman"/>
-          <w:i w:val="0"/>
-          <w:color w:val="212121"/>
-          <w:sz w:val="26"/>
-        </w:rPr>
-        <w:t xml:space="preserve">  </w:t>
-      </w:r>
-      <w:r>
-        <w:rPr>
-          <w:rFonts w:ascii="Times New Roman" w:hAnsi="Times New Roman"/>
-          <w:b/>
-          <w:i w:val="0"/>
-          <w:color w:val="212121"/>
-          <w:sz w:val="26"/>
-        </w:rPr>
-        <w:t>Tiến trình thực hành (Nhiệm vụ 4: Algorithmic Ordering):</w:t>
-      </w:r>
-    </w:p>
-    <w:p>
-      <w:pPr>
-        <w:spacing w:before="40" w:after="40"/>
-      </w:pPr>
-      <w:r>
-        <w:rPr>
-          <w:rFonts w:ascii="Times New Roman" w:hAnsi="Times New Roman"/>
-          <w:color w:val="BFBFBF"/>
-          <w:sz w:val="22"/>
-        </w:rPr>
-        <w:t>..........................................................................................</w:t>
-      </w:r>
-    </w:p>
-    <w:p>
-      <w:pPr>
-        <w:spacing w:after="80"/>
-        <w:jc w:val="both"/>
-      </w:pPr>
-      <w:r>
-        <w:rPr>
-          <w:rFonts w:ascii="Times New Roman" w:hAnsi="Times New Roman"/>
-          <w:i w:val="0"/>
-          <w:color w:val="212121"/>
-          <w:sz w:val="26"/>
-        </w:rPr>
-        <w:t>Hãy sắp xếp các bước sau theo đúng thứ tự logic bằng cách điền số 1 đến 4:</w:t>
-      </w:r>
-    </w:p>
-    <w:p>
-      <w:pPr>
-        <w:spacing w:after="80"/>
-        <w:ind w:left="283" w:hanging="170"/>
-        <w:jc w:val="both"/>
-      </w:pPr>
-      <w:r>
-        <w:rPr>
-          <w:rFonts w:ascii="Times New Roman" w:hAnsi="Times New Roman"/>
-          <w:color w:val="212121"/>
-          <w:sz w:val="26"/>
-        </w:rPr>
-        <w:t xml:space="preserve">- </w:t>
-      </w:r>
-      <w:r>
-        <w:rPr>
-          <w:rFonts w:ascii="Times New Roman" w:hAnsi="Times New Roman"/>
-          <w:i w:val="0"/>
-          <w:color w:val="212121"/>
-          <w:sz w:val="26"/>
-        </w:rPr>
-        <w:t xml:space="preserve">  [ ] Đổ nước vào bình nhiệt lượng kế, cân khối lượng nước m.</w:t>
-      </w:r>
-    </w:p>
-    <w:p>
-      <w:pPr>
-        <w:spacing w:after="80"/>
-        <w:ind w:left="283" w:hanging="170"/>
-        <w:jc w:val="both"/>
-      </w:pPr>
-      <w:r>
-        <w:rPr>
-          <w:rFonts w:ascii="Times New Roman" w:hAnsi="Times New Roman"/>
-          <w:color w:val="212121"/>
-          <w:sz w:val="26"/>
-        </w:rPr>
-        <w:t xml:space="preserve">- </w:t>
-      </w:r>
-      <w:r>
-        <w:rPr>
-          <w:rFonts w:ascii="Times New Roman" w:hAnsi="Times New Roman"/>
-          <w:i w:val="0"/>
-          <w:color w:val="212121"/>
-          <w:sz w:val="26"/>
-        </w:rPr>
-        <w:t xml:space="preserve">  [ ] Bật nguồn điện đun nước, đồng thời bấm đồng hồ bấm giây để ghi thời gian t.</w:t>
-      </w:r>
-    </w:p>
-    <w:p>
-      <w:pPr>
-        <w:spacing w:after="80"/>
-        <w:ind w:left="283" w:hanging="170"/>
-        <w:jc w:val="both"/>
-      </w:pPr>
-      <w:r>
-        <w:rPr>
-          <w:rFonts w:ascii="Times New Roman" w:hAnsi="Times New Roman"/>
-          <w:color w:val="212121"/>
-          <w:sz w:val="26"/>
-        </w:rPr>
-        <w:t xml:space="preserve">- </w:t>
-      </w:r>
-      <w:r>
-        <w:rPr>
-          <w:rFonts w:ascii="Times New Roman" w:hAnsi="Times New Roman"/>
-          <w:i w:val="0"/>
-          <w:color w:val="212121"/>
-          <w:sz w:val="26"/>
-        </w:rPr>
-        <w:t xml:space="preserve">  [ ] Ghi nhiệt độ ban đầu t_1 và nhiệt độ sau khoảng thời gian đun t_2.</w:t>
-      </w:r>
-    </w:p>
-    <w:p>
-      <w:pPr>
-        <w:spacing w:after="80"/>
-        <w:ind w:left="283" w:hanging="170"/>
-        <w:jc w:val="both"/>
-      </w:pPr>
-      <w:r>
-        <w:rPr>
-          <w:rFonts w:ascii="Times New Roman" w:hAnsi="Times New Roman"/>
-          <w:color w:val="212121"/>
-          <w:sz w:val="26"/>
-        </w:rPr>
-        <w:t xml:space="preserve">- </w:t>
-      </w:r>
-      <w:r>
-        <w:rPr>
-          <w:rFonts w:ascii="Times New Roman" w:hAnsi="Times New Roman"/>
-          <w:i w:val="0"/>
-          <w:color w:val="212121"/>
-          <w:sz w:val="26"/>
-        </w:rPr>
-        <w:t xml:space="preserve">  [ ] Ghi công suất dòng điện P từ watt kế và tính nhiệt lượng Q = P · t.</w:t>
-      </w:r>
-    </w:p>
-    <w:p>
-      <w:pPr>
-        <w:spacing w:after="80"/>
-        <w:ind w:left="283" w:hanging="170"/>
-        <w:jc w:val="both"/>
-      </w:pPr>
-      <w:r>
-        <w:rPr>
-          <w:rFonts w:ascii="Times New Roman" w:hAnsi="Times New Roman"/>
-          <w:color w:val="212121"/>
-          <w:sz w:val="26"/>
-        </w:rPr>
-        <w:t xml:space="preserve">- </w:t>
-      </w:r>
-      <w:r>
-        <w:rPr>
-          <w:rFonts w:ascii="Times New Roman" w:hAnsi="Times New Roman"/>
-          <w:i w:val="0"/>
-          <w:color w:val="212121"/>
-          <w:sz w:val="26"/>
-        </w:rPr>
-        <w:t xml:space="preserve">  </w:t>
-      </w:r>
-      <w:r>
-        <w:rPr>
-          <w:rFonts w:ascii="Times New Roman" w:hAnsi="Times New Roman"/>
-          <w:b/>
-          <w:i w:val="0"/>
-          <w:color w:val="212121"/>
-          <w:sz w:val="26"/>
-        </w:rPr>
-        <w:t>Công thức xác định nhiệt dung riêng thực nghiệm:</w:t>
-      </w:r>
-      <w:r>
-        <w:rPr>
-          <w:rFonts w:ascii="Times New Roman" w:hAnsi="Times New Roman"/>
-          <w:i w:val="0"/>
-          <w:color w:val="212121"/>
-          <w:sz w:val="26"/>
-        </w:rPr>
-        <w:t xml:space="preserve"> c = frac{P · t}{m · (t_2 - t_1)}</w:t>
-      </w:r>
-    </w:p>
-    <w:p>
-      <w:pPr>
-        <w:spacing w:before="40" w:after="40"/>
-      </w:pPr>
-      <w:r>
-        <w:rPr>
-          <w:rFonts w:ascii="Times New Roman" w:hAnsi="Times New Roman"/>
-          <w:color w:val="BFBFBF"/>
-          <w:sz w:val="22"/>
-        </w:rPr>
-        <w:t>..........................................................................................</w:t>
-      </w:r>
-    </w:p>
-    <w:p>
-      <w:pPr>
-        <w:spacing w:before="160" w:after="80"/>
-      </w:pPr>
-      <w:r>
-        <w:rPr>
-          <w:rFonts w:ascii="Times New Roman" w:hAnsi="Times New Roman"/>
-          <w:b/>
-          <w:color w:val="595959"/>
-          <w:sz w:val="26"/>
-        </w:rPr>
-        <w:t>3. Vận dụng (Tính toán sai số thực nghiệm)</w:t>
-      </w:r>
-    </w:p>
-    <w:p>
-      <w:pPr>
-        <w:spacing w:after="80"/>
-        <w:jc w:val="both"/>
-      </w:pPr>
-      <w:r>
-        <w:rPr>
-          <w:rFonts w:ascii="Times New Roman" w:hAnsi="Times New Roman"/>
-          <w:b/>
-          <w:i w:val="0"/>
-          <w:color w:val="212121"/>
-          <w:sz w:val="26"/>
-        </w:rPr>
-        <w:t>Bài toán:</w:t>
-      </w:r>
-      <w:r>
-        <w:rPr>
-          <w:rFonts w:ascii="Times New Roman" w:hAnsi="Times New Roman"/>
-          <w:i w:val="0"/>
-          <w:color w:val="212121"/>
-          <w:sz w:val="26"/>
-        </w:rPr>
-        <w:t xml:space="preserve"> Trong một lần thí nghiệm đo nhiệt dung riêng của nước với m = 0,2 kg, P = 15 W, đun trong t = 600 s, độ tăng nhiệt độ đo được là Δ t = t_2 - t_1 = 10,2 K.</w:t>
-      </w:r>
-    </w:p>
-    <w:p>
-      <w:pPr>
-        <w:spacing w:after="80"/>
-        <w:ind w:left="283" w:hanging="170"/>
-        <w:jc w:val="both"/>
-      </w:pPr>
-      <w:r>
-        <w:rPr>
-          <w:rFonts w:ascii="Times New Roman" w:hAnsi="Times New Roman"/>
-          <w:color w:val="212121"/>
-          <w:sz w:val="26"/>
-        </w:rPr>
-        <w:t xml:space="preserve">- </w:t>
-      </w:r>
-      <w:r>
-        <w:rPr>
-          <w:rFonts w:ascii="Times New Roman" w:hAnsi="Times New Roman"/>
-          <w:i w:val="0"/>
-          <w:color w:val="212121"/>
-          <w:sz w:val="26"/>
-        </w:rPr>
-        <w:t xml:space="preserve">  </w:t>
-      </w:r>
-      <w:r>
-        <w:rPr>
-          <w:rFonts w:ascii="Times New Roman" w:hAnsi="Times New Roman"/>
-          <w:b/>
-          <w:i w:val="0"/>
-          <w:color w:val="212121"/>
-          <w:sz w:val="26"/>
-        </w:rPr>
-        <w:t>Yêu cầu:</w:t>
-      </w:r>
-      <w:r>
-        <w:rPr>
-          <w:rFonts w:ascii="Times New Roman" w:hAnsi="Times New Roman"/>
-          <w:i w:val="0"/>
-          <w:color w:val="212121"/>
-          <w:sz w:val="26"/>
-        </w:rPr>
-        <w:t xml:space="preserve"> Tính giá trị nhiệt dung riêng thực nghiệm c và so sánh với giá trị chuẩn 4200 J/kg.K. Giải thích nguyên nhân sai số. </w:t>
-      </w:r>
-      <w:r>
-        <w:rPr>
-          <w:rFonts w:ascii="Times New Roman" w:hAnsi="Times New Roman"/>
-          <w:color w:val="BFBFBF"/>
-          <w:sz w:val="22"/>
-        </w:rPr>
-        <w:t>..........................................................................................</w:t>
-      </w:r>
-      <w:r>
-        <w:rPr>
-          <w:rFonts w:ascii="Times New Roman" w:hAnsi="Times New Roman"/>
-          <w:i w:val="0"/>
-          <w:color w:val="212121"/>
-          <w:sz w:val="26"/>
-        </w:rPr>
-        <w:t xml:space="preserve"> </w:t>
-      </w:r>
-      <w:r>
-        <w:rPr>
-          <w:rFonts w:ascii="Times New Roman" w:hAnsi="Times New Roman"/>
-          <w:color w:val="BFBFBF"/>
-          <w:sz w:val="22"/>
-        </w:rPr>
-        <w:t>..........................................................................................</w:t>
-      </w:r>
-      <w:r>
-        <w:rPr>
-          <w:rFonts w:ascii="Times New Roman" w:hAnsi="Times New Roman"/>
-          <w:i w:val="0"/>
-          <w:color w:val="212121"/>
-          <w:sz w:val="26"/>
-        </w:rPr>
-        <w:t xml:space="preserve"> </w:t>
-      </w:r>
-      <w:r>
-        <w:rPr>
-          <w:rFonts w:ascii="Times New Roman" w:hAnsi="Times New Roman"/>
-          <w:color w:val="BFBFBF"/>
+          <w:color w:val="666666"/>
           <w:sz w:val="22"/>
         </w:rPr>
         <w:t>..........................................................................................</w:t>
@@ -1347,11 +678,81 @@
     <w:p>
       <w:pPr>
         <w:spacing w:before="40" w:after="40"/>
+        <w:ind w:left="567"/>
+        <w:jc w:val="left"/>
       </w:pPr>
       <w:r>
         <w:rPr>
           <w:rFonts w:ascii="Times New Roman" w:hAnsi="Times New Roman"/>
-          <w:color w:val="BFBFBF"/>
+          <w:color w:val="666666"/>
+          <w:sz w:val="22"/>
+        </w:rPr>
+        <w:t>..........................................................................................</w:t>
+      </w:r>
+    </w:p>
+    <w:p>
+      <w:pPr>
+        <w:pStyle w:val="Heading3"/>
+        <w:keepNext/>
+        <w:spacing w:before="120" w:after="60"/>
+        <w:ind w:left="0" w:firstLine="0"/>
+        <w:jc w:val="both"/>
+      </w:pPr>
+      <w:r>
+        <w:rPr>
+          <w:rFonts w:ascii="Times New Roman" w:hAnsi="Times New Roman"/>
+          <w:b w:val="0"/>
+          <w:i/>
+          <w:color w:val="000000"/>
+          <w:sz w:val="26"/>
+        </w:rPr>
+        <w:t>Nhiệm vụ: Nhiệm vụ tìm lỗi 2 (Bug Buster)</w:t>
+      </w:r>
+    </w:p>
+    <w:p>
+      <w:pPr>
+        <w:spacing w:before="120" w:after="120" w:line="312" w:lineRule="auto"/>
+        <w:ind w:left="0" w:firstLine="567"/>
+        <w:jc w:val="both"/>
+      </w:pPr>
+      <w:r>
+        <w:rPr>
+          <w:rFonts w:ascii="Times New Roman" w:hAnsi="Times New Roman"/>
+          <w:b w:val="0"/>
+          <w:i/>
+          <w:color w:val="000000"/>
+          <w:sz w:val="26"/>
+        </w:rPr>
+        <w:t>Hướng dẫn thực hiện: Nhóm 4 học sinh, 8 phút. Quan sát hình ảnh và đọc SGK mục liên quan.</w:t>
+      </w:r>
+    </w:p>
+    <w:p>
+      <w:pPr>
+        <w:spacing w:before="120" w:after="120" w:line="312" w:lineRule="auto"/>
+        <w:ind w:left="0" w:firstLine="567"/>
+        <w:jc w:val="both"/>
+      </w:pPr>
+      <w:r>
+        <w:rPr>
+          <w:rFonts w:ascii="Times New Roman" w:hAnsi="Times New Roman"/>
+          <w:b w:val="0"/>
+          <w:i w:val="0"/>
+          <w:color w:val="000000"/>
+          <w:sz w:val="26"/>
+        </w:rPr>
+        <w:t>Nội dung khám phá mẫu cho Nhiệm vụ tìm lỗi 2.</w:t>
+      </w:r>
+    </w:p>
+    <w:p>
+      <w:pPr>
+        <w:spacing w:before="40" w:after="40"/>
+        <w:ind w:left="567"/>
+        <w:jc w:val="left"/>
+      </w:pPr>
+      <w:r>
+        <w:rPr>
+          <w:rFonts w:ascii="Times New Roman" w:hAnsi="Times New Roman"/>
+          <w:color w:val="666666"/>
           <w:sz w:val="22"/>
         </w:rPr>
         <w:t>..........................................................................................</w:t>
@@ -1360,11 +761,13 @@
     <w:p>
       <w:pPr>
         <w:spacing w:before="40" w:after="40"/>
+        <w:ind w:left="567"/>
+        <w:jc w:val="left"/>
       </w:pPr>
       <w:r>
         <w:rPr>
           <w:rFonts w:ascii="Times New Roman" w:hAnsi="Times New Roman"/>
-          <w:color w:val="BFBFBF"/>
+          <w:color w:val="666666"/>
           <w:sz w:val="22"/>
         </w:rPr>
         <w:t>..........................................................................................</w:t>
@@ -1373,11 +776,178 @@
     <w:p>
       <w:pPr>
         <w:spacing w:before="40" w:after="40"/>
+        <w:ind w:left="567"/>
+        <w:jc w:val="left"/>
+      </w:pPr>
+      <w:r>
+        <w:rPr>
+          <w:rFonts w:ascii="Times New Roman" w:hAnsi="Times New Roman"/>
+          <w:color w:val="666666"/>
+          <w:sz w:val="22"/>
+        </w:rPr>
+        <w:t>..........................................................................................</w:t>
+      </w:r>
+    </w:p>
+    <w:p>
+      <w:pPr>
+        <w:pStyle w:val="Heading3"/>
+        <w:keepNext/>
+        <w:spacing w:before="120" w:after="60"/>
+        <w:ind w:left="0" w:firstLine="0"/>
+        <w:jc w:val="both"/>
+      </w:pPr>
+      <w:r>
+        <w:rPr>
+          <w:rFonts w:ascii="Times New Roman" w:hAnsi="Times New Roman"/>
+          <w:b w:val="0"/>
+          <w:i/>
+          <w:color w:val="000000"/>
+          <w:sz w:val="26"/>
+        </w:rPr>
+        <w:t>Kiến thức trọng tâm:</w:t>
+      </w:r>
+    </w:p>
+    <w:p>
+      <w:pPr>
+        <w:spacing w:before="120" w:after="120" w:line="312" w:lineRule="auto"/>
+        <w:ind w:left="0" w:firstLine="567"/>
+        <w:jc w:val="both"/>
+      </w:pPr>
+      <w:r>
+        <w:rPr>
+          <w:rFonts w:ascii="Times New Roman" w:hAnsi="Times New Roman"/>
+          <w:b w:val="0"/>
+          <w:i w:val="0"/>
+          <w:color w:val="000000"/>
+          <w:sz w:val="26"/>
+        </w:rPr>
+        <w:t>Định nghĩa (1) là đại lượng đặc trưng cho (2) của vật.</w:t>
+      </w:r>
+    </w:p>
+    <w:p>
+      <w:pPr>
+        <w:spacing w:before="120" w:after="120" w:line="312" w:lineRule="auto"/>
+        <w:ind w:left="0" w:firstLine="567"/>
+        <w:jc w:val="both"/>
+      </w:pPr>
+      <w:r>
+        <w:rPr>
+          <w:rFonts w:ascii="Times New Roman" w:hAnsi="Times New Roman"/>
+          <w:b w:val="0"/>
+          <w:i/>
+          <w:color w:val="000000"/>
+          <w:sz w:val="26"/>
+        </w:rPr>
+        <w:t>Gợi ý từ khóa:</w:t>
+      </w:r>
+      <w:r>
+        <w:rPr>
+          <w:rFonts w:ascii="Times New Roman" w:hAnsi="Times New Roman"/>
+          <w:b w:val="0"/>
+          <w:i w:val="0"/>
+          <w:color w:val="000000"/>
+          <w:sz w:val="26"/>
+        </w:rPr>
+        <w:t xml:space="preserve"> đại lượng mẫu, tính chất mẫu.</w:t>
+      </w:r>
+    </w:p>
+    <w:p>
+      <w:pPr>
+        <w:keepNext/>
+        <w:spacing w:before="160" w:after="160"/>
+        <w:jc w:val="center"/>
       </w:pPr>
       <w:r>
         <w:rPr>
           <w:rFonts w:ascii="Times New Roman" w:hAnsi="Times New Roman"/>
           <w:color w:val="BFBFBF"/>
+          <w:sz w:val="18"/>
+        </w:rPr>
+        <w:t>———————————————————————————————————</w:t>
+      </w:r>
+    </w:p>
+    <w:p>
+      <w:pPr>
+        <w:pStyle w:val="Heading1"/>
+        <w:keepNext/>
+        <w:spacing w:before="240" w:after="120"/>
+        <w:ind w:left="0" w:firstLine="0"/>
+        <w:jc w:val="both"/>
+      </w:pPr>
+      <w:r>
+        <w:rPr>
+          <w:rFonts w:ascii="Times New Roman" w:hAnsi="Times New Roman"/>
+          <w:b/>
+          <w:i w:val="0"/>
+          <w:color w:val="1F4E79"/>
+          <w:sz w:val="28"/>
+        </w:rPr>
+        <w:t>2. LUYỆN TẬP</w:t>
+      </w:r>
+    </w:p>
+    <w:p>
+      <w:pPr>
+        <w:pStyle w:val="Heading3"/>
+        <w:keepNext/>
+        <w:spacing w:before="120" w:after="60"/>
+        <w:ind w:left="0" w:firstLine="0"/>
+        <w:jc w:val="both"/>
+      </w:pPr>
+      <w:r>
+        <w:rPr>
+          <w:rFonts w:ascii="Times New Roman" w:hAnsi="Times New Roman"/>
+          <w:b w:val="0"/>
+          <w:i/>
+          <w:color w:val="000000"/>
+          <w:sz w:val="26"/>
+        </w:rPr>
+        <w:t>Bài toán — Đơn vị kiến thức 1 của Bài 4 - Nhiệt dung riêng:</w:t>
+      </w:r>
+    </w:p>
+    <w:p>
+      <w:pPr>
+        <w:spacing w:before="120" w:after="120" w:line="312" w:lineRule="auto"/>
+        <w:ind w:left="0" w:firstLine="567"/>
+        <w:jc w:val="both"/>
+      </w:pPr>
+      <w:r>
+        <w:rPr>
+          <w:rFonts w:ascii="Times New Roman" w:hAnsi="Times New Roman"/>
+          <w:b w:val="0"/>
+          <w:i/>
+          <w:color w:val="000000"/>
+          <w:sz w:val="26"/>
+        </w:rPr>
+        <w:t>Hướng dẫn thực hiện: Hoạt động cá nhân, 5 phút, dựa vào công thức đã học và SGK.</w:t>
+      </w:r>
+    </w:p>
+    <w:p>
+      <w:pPr>
+        <w:spacing w:before="120" w:after="120" w:line="312" w:lineRule="auto"/>
+        <w:ind w:left="0" w:firstLine="567"/>
+        <w:jc w:val="both"/>
+      </w:pPr>
+      <w:r>
+        <w:rPr>
+          <w:rFonts w:ascii="Times New Roman" w:hAnsi="Times New Roman"/>
+          <w:b w:val="0"/>
+          <w:i w:val="0"/>
+          <w:color w:val="000000"/>
+          <w:sz w:val="26"/>
+        </w:rPr>
+        <w:t>Tình huống vận dụng thực tế mẫu.</w:t>
+      </w:r>
+    </w:p>
+    <w:p>
+      <w:pPr>
+        <w:spacing w:before="40" w:after="40"/>
+        <w:ind w:left="567"/>
+        <w:jc w:val="left"/>
+      </w:pPr>
+      <w:r>
+        <w:rPr>
+          <w:rFonts w:ascii="Times New Roman" w:hAnsi="Times New Roman"/>
+          <w:color w:val="666666"/>
           <w:sz w:val="22"/>
         </w:rPr>
         <w:t>..........................................................................................</w:t>
@@ -1386,11 +956,13 @@
     <w:p>
       <w:pPr>
         <w:spacing w:before="40" w:after="40"/>
+        <w:ind w:left="567"/>
+        <w:jc w:val="left"/>
       </w:pPr>
       <w:r>
         <w:rPr>
           <w:rFonts w:ascii="Times New Roman" w:hAnsi="Times New Roman"/>
-          <w:color w:val="BFBFBF"/>
+          <w:color w:val="666666"/>
           <w:sz w:val="22"/>
         </w:rPr>
         <w:t>..........................................................................................</w:t>
@@ -1398,480 +970,67 @@
     </w:p>
     <w:p>
       <w:pPr>
-        <w:spacing w:before="280" w:after="120"/>
-      </w:pPr>
-      <w:r>
-        <w:rPr>
-          <w:rFonts w:ascii="Times New Roman" w:hAnsi="Times New Roman"/>
-          <w:b/>
-          <w:color w:val="1E3A5F"/>
-          <w:sz w:val="28"/>
-        </w:rPr>
-        <w:t>📍 ĐVKT 2: THỰC HÀNH ĐO NHIỆT DUNG RIÊNG CỦA NƯỚC</w:t>
-      </w:r>
-    </w:p>
-    <w:p>
-      <w:pPr>
-        <w:spacing w:before="160" w:after="80"/>
-      </w:pPr>
-      <w:r>
-        <w:rPr>
-          <w:rFonts w:ascii="Times New Roman" w:hAnsi="Times New Roman"/>
-          <w:b/>
-          <w:color w:val="595959"/>
-          <w:sz w:val="26"/>
-        </w:rPr>
-        <w:t>1. Khám phá (Nhiệm vụ 3: Visual Cloze Test)</w:t>
-      </w:r>
-    </w:p>
-    <w:p>
-      <w:pPr>
-        <w:spacing w:after="80"/>
+        <w:pStyle w:val="Heading3"/>
+        <w:keepNext/>
+        <w:spacing w:before="120" w:after="60"/>
+        <w:ind w:left="0" w:firstLine="0"/>
         <w:jc w:val="both"/>
       </w:pPr>
       <w:r>
         <w:rPr>
           <w:rFonts w:ascii="Times New Roman" w:hAnsi="Times New Roman"/>
-          <w:b/>
-          <w:i w:val="0"/>
-          <w:color w:val="212121"/>
+          <w:b w:val="0"/>
+          <w:i/>
+          <w:color w:val="000000"/>
           <w:sz w:val="26"/>
         </w:rPr>
-        <w:t>Quan sát sơ đồ thí nghiệm thực hành trong SGK và hoàn thành bảng dụng cụ:</w:t>
+        <w:t>Bài toán — Đơn vị kiến thức 2 của Bài 4 - Nhiệt dung riêng:</w:t>
+      </w:r>
+    </w:p>
+    <w:p>
+      <w:pPr>
+        <w:spacing w:before="120" w:after="120" w:line="312" w:lineRule="auto"/>
+        <w:ind w:left="0" w:firstLine="567"/>
+        <w:jc w:val="both"/>
+      </w:pPr>
+      <w:r>
+        <w:rPr>
+          <w:rFonts w:ascii="Times New Roman" w:hAnsi="Times New Roman"/>
+          <w:b w:val="0"/>
+          <w:i/>
+          <w:color w:val="000000"/>
+          <w:sz w:val="26"/>
+        </w:rPr>
+        <w:t>Hướng dẫn thực hiện: Hoạt động cá nhân, 5 phút, dựa vào công thức đã học và SGK.</w:t>
+      </w:r>
+    </w:p>
+    <w:p>
+      <w:pPr>
+        <w:spacing w:before="120" w:after="120" w:line="312" w:lineRule="auto"/>
+        <w:ind w:left="0" w:firstLine="567"/>
+        <w:jc w:val="both"/>
+      </w:pPr>
+      <w:r>
+        <w:rPr>
+          <w:rFonts w:ascii="Times New Roman" w:hAnsi="Times New Roman"/>
+          <w:b w:val="0"/>
+          <w:i w:val="0"/>
+          <w:color w:val="000000"/>
+          <w:sz w:val="26"/>
+        </w:rPr>
+        <w:t>Tình huống vận dụng thực tế mẫu.</w:t>
       </w:r>
     </w:p>
     <w:p>
       <w:pPr>
         <w:spacing w:before="40" w:after="40"/>
+        <w:ind w:left="567"/>
+        <w:jc w:val="left"/>
       </w:pPr>
       <w:r>
         <w:rPr>
           <w:rFonts w:ascii="Times New Roman" w:hAnsi="Times New Roman"/>
-          <w:color w:val="BFBFBF"/>
-          <w:sz w:val="22"/>
-        </w:rPr>
-        <w:t>..........................................................................................</w:t>
-      </w:r>
-    </w:p>
-    <w:p>
-      <w:pPr>
-        <w:spacing w:after="80"/>
-        <w:ind w:left="283" w:hanging="170"/>
-        <w:jc w:val="both"/>
-      </w:pPr>
-      <w:r>
-        <w:rPr>
-          <w:rFonts w:ascii="Times New Roman" w:hAnsi="Times New Roman"/>
-          <w:color w:val="212121"/>
-          <w:sz w:val="26"/>
-        </w:rPr>
-        <w:t xml:space="preserve">- </w:t>
-      </w:r>
-      <w:r>
-        <w:rPr>
-          <w:rFonts w:ascii="Times New Roman" w:hAnsi="Times New Roman"/>
-          <w:i w:val="0"/>
-          <w:color w:val="212121"/>
-          <w:sz w:val="26"/>
-        </w:rPr>
-        <w:t xml:space="preserve">  Dụng cụ 1: Nhiệt lượng kế gồm bình trong bằng (1) .................... và vỏ cách nhiệt.</w:t>
-      </w:r>
-    </w:p>
-    <w:p>
-      <w:pPr>
-        <w:spacing w:after="80"/>
-        <w:ind w:left="283" w:hanging="170"/>
-        <w:jc w:val="both"/>
-      </w:pPr>
-      <w:r>
-        <w:rPr>
-          <w:rFonts w:ascii="Times New Roman" w:hAnsi="Times New Roman"/>
-          <w:color w:val="212121"/>
-          <w:sz w:val="26"/>
-        </w:rPr>
-        <w:t xml:space="preserve">- </w:t>
-      </w:r>
-      <w:r>
-        <w:rPr>
-          <w:rFonts w:ascii="Times New Roman" w:hAnsi="Times New Roman"/>
-          <w:i w:val="0"/>
-          <w:color w:val="212121"/>
-          <w:sz w:val="26"/>
-        </w:rPr>
-        <w:t xml:space="preserve">  Dụng cụ 2: Bộ đo công suất điện (Watt kế) và (2) .................... để đo nhiệt năng cung cấp.</w:t>
-      </w:r>
-    </w:p>
-    <w:p>
-      <w:pPr>
-        <w:spacing w:after="80"/>
-        <w:ind w:left="283" w:hanging="170"/>
-        <w:jc w:val="both"/>
-      </w:pPr>
-      <w:r>
-        <w:rPr>
-          <w:rFonts w:ascii="Times New Roman" w:hAnsi="Times New Roman"/>
-          <w:color w:val="212121"/>
-          <w:sz w:val="26"/>
-        </w:rPr>
-        <w:t xml:space="preserve">- </w:t>
-      </w:r>
-      <w:r>
-        <w:rPr>
-          <w:rFonts w:ascii="Times New Roman" w:hAnsi="Times New Roman"/>
-          <w:i w:val="0"/>
-          <w:color w:val="212121"/>
-          <w:sz w:val="26"/>
-        </w:rPr>
-        <w:t xml:space="preserve">  Dụng cụ 3: (3) .................... kỹ thuật số để theo dõi độ tăng nhiệt độ.</w:t>
-      </w:r>
-    </w:p>
-    <w:p>
-      <w:pPr>
-        <w:spacing w:before="160" w:after="80"/>
-      </w:pPr>
-      <w:r>
-        <w:rPr>
-          <w:rFonts w:ascii="Times New Roman" w:hAnsi="Times New Roman"/>
-          <w:b/>
-          <w:color w:val="595959"/>
-          <w:sz w:val="26"/>
-        </w:rPr>
-        <w:t>2. Trọng tâm (Tiến trình thí nghiệm &amp; Công thức sai số)</w:t>
-      </w:r>
-    </w:p>
-    <w:p>
-      <w:pPr>
-        <w:spacing w:after="80"/>
-        <w:ind w:left="283" w:hanging="170"/>
-        <w:jc w:val="both"/>
-      </w:pPr>
-      <w:r>
-        <w:rPr>
-          <w:rFonts w:ascii="Times New Roman" w:hAnsi="Times New Roman"/>
-          <w:color w:val="212121"/>
-          <w:sz w:val="26"/>
-        </w:rPr>
-        <w:t xml:space="preserve">- </w:t>
-      </w:r>
-      <w:r>
-        <w:rPr>
-          <w:rFonts w:ascii="Times New Roman" w:hAnsi="Times New Roman"/>
-          <w:i w:val="0"/>
-          <w:color w:val="212121"/>
-          <w:sz w:val="26"/>
-        </w:rPr>
-        <w:t xml:space="preserve">  </w:t>
-      </w:r>
-      <w:r>
-        <w:rPr>
-          <w:rFonts w:ascii="Times New Roman" w:hAnsi="Times New Roman"/>
-          <w:b/>
-          <w:i w:val="0"/>
-          <w:color w:val="212121"/>
-          <w:sz w:val="26"/>
-        </w:rPr>
-        <w:t>Tiến trình thực hành (Nhiệm vụ 4: Algorithmic Ordering):</w:t>
-      </w:r>
-    </w:p>
-    <w:p>
-      <w:pPr>
-        <w:spacing w:before="40" w:after="40"/>
-      </w:pPr>
-      <w:r>
-        <w:rPr>
-          <w:rFonts w:ascii="Times New Roman" w:hAnsi="Times New Roman"/>
-          <w:color w:val="BFBFBF"/>
-          <w:sz w:val="22"/>
-        </w:rPr>
-        <w:t>..........................................................................................</w:t>
-      </w:r>
-    </w:p>
-    <w:p>
-      <w:pPr>
-        <w:spacing w:after="80"/>
-        <w:jc w:val="both"/>
-      </w:pPr>
-      <w:r>
-        <w:rPr>
-          <w:rFonts w:ascii="Times New Roman" w:hAnsi="Times New Roman"/>
-          <w:i w:val="0"/>
-          <w:color w:val="212121"/>
-          <w:sz w:val="26"/>
-        </w:rPr>
-        <w:t>Hãy sắp xếp các bước sau theo đúng thứ tự logic bằng cách điền số 1 đến 4:</w:t>
-      </w:r>
-    </w:p>
-    <w:p>
-      <w:pPr>
-        <w:spacing w:after="80"/>
-        <w:ind w:left="283" w:hanging="170"/>
-        <w:jc w:val="both"/>
-      </w:pPr>
-      <w:r>
-        <w:rPr>
-          <w:rFonts w:ascii="Times New Roman" w:hAnsi="Times New Roman"/>
-          <w:color w:val="212121"/>
-          <w:sz w:val="26"/>
-        </w:rPr>
-        <w:t xml:space="preserve">- </w:t>
-      </w:r>
-      <w:r>
-        <w:rPr>
-          <w:rFonts w:ascii="Times New Roman" w:hAnsi="Times New Roman"/>
-          <w:i w:val="0"/>
-          <w:color w:val="212121"/>
-          <w:sz w:val="26"/>
-        </w:rPr>
-        <w:t xml:space="preserve">  [ ] Đổ nước vào bình nhiệt lượng kế, cân khối lượng nước m.</w:t>
-      </w:r>
-    </w:p>
-    <w:p>
-      <w:pPr>
-        <w:spacing w:after="80"/>
-        <w:ind w:left="283" w:hanging="170"/>
-        <w:jc w:val="both"/>
-      </w:pPr>
-      <w:r>
-        <w:rPr>
-          <w:rFonts w:ascii="Times New Roman" w:hAnsi="Times New Roman"/>
-          <w:color w:val="212121"/>
-          <w:sz w:val="26"/>
-        </w:rPr>
-        <w:t xml:space="preserve">- </w:t>
-      </w:r>
-      <w:r>
-        <w:rPr>
-          <w:rFonts w:ascii="Times New Roman" w:hAnsi="Times New Roman"/>
-          <w:i w:val="0"/>
-          <w:color w:val="212121"/>
-          <w:sz w:val="26"/>
-        </w:rPr>
-        <w:t xml:space="preserve">  [ ] Bật nguồn điện đun nước, đồng thời bấm đồng hồ bấm giây để ghi thời gian t.</w:t>
-      </w:r>
-    </w:p>
-    <w:p>
-      <w:pPr>
-        <w:spacing w:after="80"/>
-        <w:ind w:left="283" w:hanging="170"/>
-        <w:jc w:val="both"/>
-      </w:pPr>
-      <w:r>
-        <w:rPr>
-          <w:rFonts w:ascii="Times New Roman" w:hAnsi="Times New Roman"/>
-          <w:color w:val="212121"/>
-          <w:sz w:val="26"/>
-        </w:rPr>
-        <w:t xml:space="preserve">- </w:t>
-      </w:r>
-      <w:r>
-        <w:rPr>
-          <w:rFonts w:ascii="Times New Roman" w:hAnsi="Times New Roman"/>
-          <w:i w:val="0"/>
-          <w:color w:val="212121"/>
-          <w:sz w:val="26"/>
-        </w:rPr>
-        <w:t xml:space="preserve">  [ ] Ghi nhiệt độ ban đầu t_1 và nhiệt độ sau khoảng thời gian đun t_2.</w:t>
-      </w:r>
-    </w:p>
-    <w:p>
-      <w:pPr>
-        <w:spacing w:after="80"/>
-        <w:ind w:left="283" w:hanging="170"/>
-        <w:jc w:val="both"/>
-      </w:pPr>
-      <w:r>
-        <w:rPr>
-          <w:rFonts w:ascii="Times New Roman" w:hAnsi="Times New Roman"/>
-          <w:color w:val="212121"/>
-          <w:sz w:val="26"/>
-        </w:rPr>
-        <w:t xml:space="preserve">- </w:t>
-      </w:r>
-      <w:r>
-        <w:rPr>
-          <w:rFonts w:ascii="Times New Roman" w:hAnsi="Times New Roman"/>
-          <w:i w:val="0"/>
-          <w:color w:val="212121"/>
-          <w:sz w:val="26"/>
-        </w:rPr>
-        <w:t xml:space="preserve">  [ ] Ghi công suất dòng điện P từ watt kế và tính nhiệt lượng Q = P · t.</w:t>
-      </w:r>
-    </w:p>
-    <w:p>
-      <w:pPr>
-        <w:spacing w:after="80"/>
-        <w:ind w:left="283" w:hanging="170"/>
-        <w:jc w:val="both"/>
-      </w:pPr>
-      <w:r>
-        <w:rPr>
-          <w:rFonts w:ascii="Times New Roman" w:hAnsi="Times New Roman"/>
-          <w:color w:val="212121"/>
-          <w:sz w:val="26"/>
-        </w:rPr>
-        <w:t xml:space="preserve">- </w:t>
-      </w:r>
-      <w:r>
-        <w:rPr>
-          <w:rFonts w:ascii="Times New Roman" w:hAnsi="Times New Roman"/>
-          <w:i w:val="0"/>
-          <w:color w:val="212121"/>
-          <w:sz w:val="26"/>
-        </w:rPr>
-        <w:t xml:space="preserve">  </w:t>
-      </w:r>
-      <w:r>
-        <w:rPr>
-          <w:rFonts w:ascii="Times New Roman" w:hAnsi="Times New Roman"/>
-          <w:b/>
-          <w:i w:val="0"/>
-          <w:color w:val="212121"/>
-          <w:sz w:val="26"/>
-        </w:rPr>
-        <w:t>Công thức xác định nhiệt dung riêng thực nghiệm:</w:t>
-      </w:r>
-      <w:r>
-        <w:rPr>
-          <w:rFonts w:ascii="Times New Roman" w:hAnsi="Times New Roman"/>
-          <w:i w:val="0"/>
-          <w:color w:val="212121"/>
-          <w:sz w:val="26"/>
-        </w:rPr>
-        <w:t xml:space="preserve"> c = frac{P · t}{m · (t_2 - t_1)}</w:t>
-      </w:r>
-    </w:p>
-    <w:p>
-      <w:pPr>
-        <w:spacing w:before="40" w:after="40"/>
-      </w:pPr>
-      <w:r>
-        <w:rPr>
-          <w:rFonts w:ascii="Times New Roman" w:hAnsi="Times New Roman"/>
-          <w:color w:val="BFBFBF"/>
-          <w:sz w:val="22"/>
-        </w:rPr>
-        <w:t>..........................................................................................</w:t>
-      </w:r>
-    </w:p>
-    <w:p>
-      <w:pPr>
-        <w:spacing w:before="160" w:after="80"/>
-      </w:pPr>
-      <w:r>
-        <w:rPr>
-          <w:rFonts w:ascii="Times New Roman" w:hAnsi="Times New Roman"/>
-          <w:b/>
-          <w:color w:val="595959"/>
-          <w:sz w:val="26"/>
-        </w:rPr>
-        <w:t>3. Vận dụng (Tính toán sai số thực nghiệm)</w:t>
-      </w:r>
-    </w:p>
-    <w:p>
-      <w:pPr>
-        <w:spacing w:after="80"/>
-        <w:jc w:val="both"/>
-      </w:pPr>
-      <w:r>
-        <w:rPr>
-          <w:rFonts w:ascii="Times New Roman" w:hAnsi="Times New Roman"/>
-          <w:b/>
-          <w:i w:val="0"/>
-          <w:color w:val="212121"/>
-          <w:sz w:val="26"/>
-        </w:rPr>
-        <w:t>Bài toán:</w:t>
-      </w:r>
-      <w:r>
-        <w:rPr>
-          <w:rFonts w:ascii="Times New Roman" w:hAnsi="Times New Roman"/>
-          <w:i w:val="0"/>
-          <w:color w:val="212121"/>
-          <w:sz w:val="26"/>
-        </w:rPr>
-        <w:t xml:space="preserve"> Trong một lần thí nghiệm đo nhiệt dung riêng của nước với m = 0,2 kg, P = 15 W, đun trong t = 600 s, độ tăng nhiệt độ đo được là Δ t = t_2 - t_1 = 10,2 K.</w:t>
-      </w:r>
-    </w:p>
-    <w:p>
-      <w:pPr>
-        <w:spacing w:after="80"/>
-        <w:ind w:left="283" w:hanging="170"/>
-        <w:jc w:val="both"/>
-      </w:pPr>
-      <w:r>
-        <w:rPr>
-          <w:rFonts w:ascii="Times New Roman" w:hAnsi="Times New Roman"/>
-          <w:color w:val="212121"/>
-          <w:sz w:val="26"/>
-        </w:rPr>
-        <w:t xml:space="preserve">- </w:t>
-      </w:r>
-      <w:r>
-        <w:rPr>
-          <w:rFonts w:ascii="Times New Roman" w:hAnsi="Times New Roman"/>
-          <w:i w:val="0"/>
-          <w:color w:val="212121"/>
-          <w:sz w:val="26"/>
-        </w:rPr>
-        <w:t xml:space="preserve">  </w:t>
-      </w:r>
-      <w:r>
-        <w:rPr>
-          <w:rFonts w:ascii="Times New Roman" w:hAnsi="Times New Roman"/>
-          <w:b/>
-          <w:i w:val="0"/>
-          <w:color w:val="212121"/>
-          <w:sz w:val="26"/>
-        </w:rPr>
-        <w:t>Yêu cầu:</w:t>
-      </w:r>
-      <w:r>
-        <w:rPr>
-          <w:rFonts w:ascii="Times New Roman" w:hAnsi="Times New Roman"/>
-          <w:i w:val="0"/>
-          <w:color w:val="212121"/>
-          <w:sz w:val="26"/>
-        </w:rPr>
-        <w:t xml:space="preserve"> Tính giá trị nhiệt dung riêng thực nghiệm c và so sánh với giá trị chuẩn 4200 J/kg.K. Giải thích nguyên nhân sai số. </w:t>
-      </w:r>
-      <w:r>
-        <w:rPr>
-          <w:rFonts w:ascii="Times New Roman" w:hAnsi="Times New Roman"/>
-          <w:color w:val="BFBFBF"/>
-          <w:sz w:val="22"/>
-        </w:rPr>
-        <w:t>..........................................................................................</w:t>
-      </w:r>
-      <w:r>
-        <w:rPr>
-          <w:rFonts w:ascii="Times New Roman" w:hAnsi="Times New Roman"/>
-          <w:i w:val="0"/>
-          <w:color w:val="212121"/>
-          <w:sz w:val="26"/>
-        </w:rPr>
-        <w:t xml:space="preserve"> </w:t>
-      </w:r>
-      <w:r>
-        <w:rPr>
-          <w:rFonts w:ascii="Times New Roman" w:hAnsi="Times New Roman"/>
-          <w:color w:val="BFBFBF"/>
-          <w:sz w:val="22"/>
-        </w:rPr>
-        <w:t>..........................................................................................</w:t>
-      </w:r>
-      <w:r>
-        <w:rPr>
-          <w:rFonts w:ascii="Times New Roman" w:hAnsi="Times New Roman"/>
-          <w:i w:val="0"/>
-          <w:color w:val="212121"/>
-          <w:sz w:val="26"/>
-        </w:rPr>
-        <w:t xml:space="preserve"> </w:t>
-      </w:r>
-      <w:r>
-        <w:rPr>
-          <w:rFonts w:ascii="Times New Roman" w:hAnsi="Times New Roman"/>
-          <w:color w:val="BFBFBF"/>
+          <w:color w:val="666666"/>
           <w:sz w:val="22"/>
         </w:rPr>
         <w:t>..........................................................................................</w:t>
@@ -1880,11 +1039,13 @@
     <w:p>
       <w:pPr>
         <w:spacing w:before="40" w:after="40"/>
+        <w:ind w:left="567"/>
+        <w:jc w:val="left"/>
       </w:pPr>
       <w:r>
         <w:rPr>
           <w:rFonts w:ascii="Times New Roman" w:hAnsi="Times New Roman"/>
-          <w:color w:val="BFBFBF"/>
+          <w:color w:val="666666"/>
           <w:sz w:val="22"/>
         </w:rPr>
         <w:t>..........................................................................................</w:t>
@@ -1892,80 +1053,630 @@
     </w:p>
     <w:p>
       <w:pPr>
-        <w:spacing w:before="40" w:after="40"/>
+        <w:keepNext/>
+        <w:spacing w:before="160" w:after="160"/>
+        <w:jc w:val="center"/>
       </w:pPr>
       <w:r>
         <w:rPr>
           <w:rFonts w:ascii="Times New Roman" w:hAnsi="Times New Roman"/>
           <w:color w:val="BFBFBF"/>
-          <w:sz w:val="22"/>
+          <w:sz w:val="18"/>
         </w:rPr>
-        <w:t>..........................................................................................</w:t>
+        <w:t>———————————————————————————————————</w:t>
       </w:r>
     </w:p>
     <w:p>
       <w:pPr>
-        <w:spacing w:before="40" w:after="40"/>
+        <w:pStyle w:val="Heading1"/>
+        <w:keepNext/>
+        <w:spacing w:before="240" w:after="120"/>
+        <w:ind w:left="0" w:firstLine="0"/>
+        <w:jc w:val="both"/>
       </w:pPr>
       <w:r>
         <w:rPr>
           <w:rFonts w:ascii="Times New Roman" w:hAnsi="Times New Roman"/>
-          <w:color w:val="BFBFBF"/>
-          <w:sz w:val="22"/>
+          <w:b/>
+          <w:i w:val="0"/>
+          <w:color w:val="1F4E79"/>
+          <w:sz w:val="28"/>
         </w:rPr>
-        <w:t>..........................................................................................</w:t>
+        <w:t>3. VẬN DỤNG</w:t>
       </w:r>
     </w:p>
     <w:p>
       <w:pPr>
-        <w:spacing w:before="40" w:after="40"/>
-      </w:pPr>
-      <w:r>
-        <w:rPr>
-          <w:rFonts w:ascii="Times New Roman" w:hAnsi="Times New Roman"/>
-          <w:color w:val="BFBFBF"/>
-          <w:sz w:val="22"/>
-        </w:rPr>
-        <w:t>..........................................................................................</w:t>
-      </w:r>
-    </w:p>
-    <w:p>
-      <w:pPr>
-        <w:spacing w:before="120" w:after="120"/>
-        <w:jc w:val="center"/>
-      </w:pPr>
-      <w:r>
-        <w:rPr>
-          <w:color w:val="BFBFBF"/>
-          <w:sz w:val="16"/>
-        </w:rPr>
-        <w:t>——————————————————————————————————————————————————————————————————————</w:t>
-      </w:r>
-    </w:p>
-    <w:p>
-      <w:pPr>
-        <w:spacing w:after="80"/>
+        <w:pStyle w:val="Heading3"/>
+        <w:keepNext/>
+        <w:spacing w:before="120" w:after="60"/>
+        <w:ind w:left="0" w:firstLine="0"/>
         <w:jc w:val="both"/>
       </w:pPr>
       <w:r>
         <w:rPr>
           <w:rFonts w:ascii="Times New Roman" w:hAnsi="Times New Roman"/>
           <w:b w:val="0"/>
+          <w:i/>
+          <w:color w:val="000000"/>
+          <w:sz w:val="26"/>
+        </w:rPr>
+        <w:t>Mở rộng — Đơn vị kiến thức 1 của Bài 4 - Nhiệt dung riêng:</w:t>
+      </w:r>
+    </w:p>
+    <w:p>
+      <w:pPr>
+        <w:spacing w:before="120" w:after="120" w:line="312" w:lineRule="auto"/>
+        <w:ind w:left="567" w:firstLine="0"/>
+        <w:jc w:val="both"/>
+      </w:pPr>
+      <w:r>
+        <w:rPr>
+          <w:rFonts w:ascii="Times New Roman" w:hAnsi="Times New Roman"/>
+          <w:b w:val="0"/>
+          <w:i/>
+          <w:color w:val="000000"/>
+          <w:sz w:val="26"/>
+        </w:rPr>
+        <w:t>Đoạn đọc hiểu mở rộng STEM mẫu.</w:t>
+      </w:r>
+    </w:p>
+    <w:p>
+      <w:pPr>
+        <w:pStyle w:val="Heading3"/>
+        <w:keepNext/>
+        <w:spacing w:before="120" w:after="60"/>
+        <w:ind w:left="0" w:firstLine="0"/>
+        <w:jc w:val="both"/>
+      </w:pPr>
+      <w:r>
+        <w:rPr>
+          <w:rFonts w:ascii="Times New Roman" w:hAnsi="Times New Roman"/>
+          <w:b w:val="0"/>
+          <w:i/>
+          <w:color w:val="000000"/>
+          <w:sz w:val="26"/>
+        </w:rPr>
+        <w:t>Mở rộng — Đơn vị kiến thức 2 của Bài 4 - Nhiệt dung riêng:</w:t>
+      </w:r>
+    </w:p>
+    <w:p>
+      <w:pPr>
+        <w:spacing w:before="120" w:after="120" w:line="312" w:lineRule="auto"/>
+        <w:ind w:left="567" w:firstLine="0"/>
+        <w:jc w:val="both"/>
+      </w:pPr>
+      <w:r>
+        <w:rPr>
+          <w:rFonts w:ascii="Times New Roman" w:hAnsi="Times New Roman"/>
+          <w:b w:val="0"/>
+          <w:i/>
+          <w:color w:val="000000"/>
+          <w:sz w:val="26"/>
+        </w:rPr>
+        <w:t>Đoạn đọc hiểu mở rộng STEM mẫu.</w:t>
+      </w:r>
+    </w:p>
+    <w:p>
+      <w:pPr>
+        <w:pStyle w:val="Heading1"/>
+        <w:keepNext/>
+        <w:spacing w:before="240" w:after="120"/>
+        <w:ind w:left="0" w:firstLine="0"/>
+        <w:jc w:val="both"/>
+      </w:pPr>
+      <w:r>
+        <w:rPr>
+          <w:rFonts w:ascii="Times New Roman" w:hAnsi="Times New Roman"/>
+          <w:b/>
           <w:i w:val="0"/>
-          <w:color w:val="212121"/>
+          <w:color w:val="1F4E79"/>
+          <w:sz w:val="28"/>
+        </w:rPr>
+        <w:t>III. TỰ ĐÁNH GIÁ KẾT QUẢ</w:t>
+      </w:r>
+    </w:p>
+    <w:tbl>
+      <w:tblPr>
+        <w:jc w:val="center"/>
+        <w:tblLayout w:type="fixed"/>
+        <w:tblLook w:firstColumn="1" w:firstRow="1" w:lastColumn="0" w:lastRow="0" w:noHBand="0" w:noVBand="1" w:val="04A0"/>
+        <w:tblW w:w="9639" w:type="dxa"/>
+      </w:tblPr>
+      <w:tblGrid>
+        <w:gridCol w:w="3213"/>
+        <w:gridCol w:w="3213"/>
+        <w:gridCol w:w="3213"/>
+      </w:tblGrid>
+      <w:tr>
+        <w:trPr>
+          <w:cantSplit/>
+          <w:tblHeader/>
+        </w:trPr>
+        <w:tc>
+          <w:tcPr>
+            <w:tcW w:type="dxa" w:w="6803"/>
+            <w:shd w:fill="D9D9D9"/>
+            <w:tcMar>
+              <w:top w:w="114" w:type="dxa"/>
+              <w:bottom w:w="114" w:type="dxa"/>
+              <w:left w:w="170" w:type="dxa"/>
+              <w:right w:w="170" w:type="dxa"/>
+            </w:tcMar>
+            <w:tcBorders>
+              <w:top w:val="single" w:sz="4" w:space="0" w:color="BFBFBF"/>
+              <w:left w:val="single" w:sz="4" w:space="0" w:color="BFBFBF"/>
+              <w:bottom w:val="single" w:sz="4" w:space="0" w:color="BFBFBF"/>
+              <w:right w:val="single" w:sz="4" w:space="0" w:color="BFBFBF"/>
+            </w:tcBorders>
+          </w:tcPr>
+          <w:p>
+            <w:pPr>
+              <w:spacing w:before="40" w:after="40"/>
+              <w:jc w:val="center"/>
+            </w:pPr>
+            <w:r>
+              <w:rPr>
+                <w:rFonts w:ascii="Times New Roman" w:hAnsi="Times New Roman"/>
+                <w:b/>
+                <w:color w:val="000000"/>
+                <w:sz w:val="24"/>
+              </w:rPr>
+              <w:t>Tiêu chí học tập</w:t>
+            </w:r>
+          </w:p>
+        </w:tc>
+        <w:tc>
+          <w:tcPr>
+            <w:tcW w:type="dxa" w:w="1417"/>
+            <w:shd w:fill="D9D9D9"/>
+            <w:tcMar>
+              <w:top w:w="114" w:type="dxa"/>
+              <w:bottom w:w="114" w:type="dxa"/>
+              <w:left w:w="170" w:type="dxa"/>
+              <w:right w:w="170" w:type="dxa"/>
+            </w:tcMar>
+            <w:tcBorders>
+              <w:top w:val="single" w:sz="4" w:space="0" w:color="BFBFBF"/>
+              <w:left w:val="single" w:sz="4" w:space="0" w:color="BFBFBF"/>
+              <w:bottom w:val="single" w:sz="4" w:space="0" w:color="BFBFBF"/>
+              <w:right w:val="single" w:sz="4" w:space="0" w:color="BFBFBF"/>
+            </w:tcBorders>
+          </w:tcPr>
+          <w:p>
+            <w:pPr>
+              <w:spacing w:before="40" w:after="40"/>
+              <w:jc w:val="center"/>
+            </w:pPr>
+            <w:r>
+              <w:rPr>
+                <w:rFonts w:ascii="Times New Roman" w:hAnsi="Times New Roman"/>
+                <w:b/>
+                <w:color w:val="000000"/>
+                <w:sz w:val="24"/>
+              </w:rPr>
+              <w:t>Đạt</w:t>
+            </w:r>
+          </w:p>
+        </w:tc>
+        <w:tc>
+          <w:tcPr>
+            <w:tcW w:type="dxa" w:w="1417"/>
+            <w:shd w:fill="D9D9D9"/>
+            <w:tcMar>
+              <w:top w:w="114" w:type="dxa"/>
+              <w:bottom w:w="114" w:type="dxa"/>
+              <w:left w:w="170" w:type="dxa"/>
+              <w:right w:w="170" w:type="dxa"/>
+            </w:tcMar>
+            <w:tcBorders>
+              <w:top w:val="single" w:sz="4" w:space="0" w:color="BFBFBF"/>
+              <w:left w:val="single" w:sz="4" w:space="0" w:color="BFBFBF"/>
+              <w:bottom w:val="single" w:sz="4" w:space="0" w:color="BFBFBF"/>
+              <w:right w:val="single" w:sz="4" w:space="0" w:color="BFBFBF"/>
+            </w:tcBorders>
+          </w:tcPr>
+          <w:p>
+            <w:pPr>
+              <w:spacing w:before="40" w:after="40"/>
+              <w:jc w:val="center"/>
+            </w:pPr>
+            <w:r>
+              <w:rPr>
+                <w:rFonts w:ascii="Times New Roman" w:hAnsi="Times New Roman"/>
+                <w:b/>
+                <w:color w:val="000000"/>
+                <w:sz w:val="24"/>
+              </w:rPr>
+              <w:t>Chưa Đạt</w:t>
+            </w:r>
+          </w:p>
+        </w:tc>
+      </w:tr>
+      <w:tr>
+        <w:trPr>
+          <w:cantSplit/>
+        </w:trPr>
+        <w:tc>
+          <w:tcPr>
+            <w:tcW w:type="dxa" w:w="6803"/>
+            <w:tcMar>
+              <w:top w:w="114" w:type="dxa"/>
+              <w:bottom w:w="114" w:type="dxa"/>
+              <w:left w:w="170" w:type="dxa"/>
+              <w:right w:w="170" w:type="dxa"/>
+            </w:tcMar>
+            <w:tcBorders>
+              <w:top w:val="single" w:sz="4" w:space="0" w:color="BFBFBF"/>
+              <w:left w:val="single" w:sz="4" w:space="0" w:color="BFBFBF"/>
+              <w:bottom w:val="single" w:sz="4" w:space="0" w:color="BFBFBF"/>
+              <w:right w:val="single" w:sz="4" w:space="0" w:color="BFBFBF"/>
+            </w:tcBorders>
+          </w:tcPr>
+          <w:p>
+            <w:pPr>
+              <w:spacing w:before="40" w:after="40" w:line="276" w:lineRule="auto"/>
+              <w:jc w:val="left"/>
+            </w:pPr>
+            <w:r>
+              <w:rPr>
+                <w:rFonts w:ascii="Times New Roman" w:hAnsi="Times New Roman"/>
+                <w:b w:val="0"/>
+                <w:i w:val="0"/>
+                <w:color w:val="000000"/>
+                <w:sz w:val="22"/>
+              </w:rPr>
+              <w:t>1. Nhận biết và phát biểu được các khái niệm cốt lõi của bài học.</w:t>
+            </w:r>
+          </w:p>
+        </w:tc>
+        <w:tc>
+          <w:tcPr>
+            <w:tcW w:type="dxa" w:w="1417"/>
+            <w:tcMar>
+              <w:top w:w="114" w:type="dxa"/>
+              <w:bottom w:w="114" w:type="dxa"/>
+              <w:left w:w="170" w:type="dxa"/>
+              <w:right w:w="170" w:type="dxa"/>
+            </w:tcMar>
+            <w:tcBorders>
+              <w:top w:val="single" w:sz="4" w:space="0" w:color="BFBFBF"/>
+              <w:left w:val="single" w:sz="4" w:space="0" w:color="BFBFBF"/>
+              <w:bottom w:val="single" w:sz="4" w:space="0" w:color="BFBFBF"/>
+              <w:right w:val="single" w:sz="4" w:space="0" w:color="BFBFBF"/>
+            </w:tcBorders>
+          </w:tcPr>
+          <w:p>
+            <w:pPr>
+              <w:spacing w:before="40" w:after="40" w:line="276" w:lineRule="auto"/>
+              <w:jc w:val="left"/>
+            </w:pPr>
+            <w:r>
+              <w:rPr>
+                <w:rFonts w:ascii="Times New Roman" w:hAnsi="Times New Roman"/>
+                <w:b w:val="0"/>
+                <w:i w:val="0"/>
+                <w:color w:val="000000"/>
+                <w:sz w:val="22"/>
+              </w:rPr>
+              <w:t>[  ]</w:t>
+            </w:r>
+          </w:p>
+        </w:tc>
+        <w:tc>
+          <w:tcPr>
+            <w:tcW w:type="dxa" w:w="1417"/>
+            <w:tcMar>
+              <w:top w:w="114" w:type="dxa"/>
+              <w:bottom w:w="114" w:type="dxa"/>
+              <w:left w:w="170" w:type="dxa"/>
+              <w:right w:w="170" w:type="dxa"/>
+            </w:tcMar>
+            <w:tcBorders>
+              <w:top w:val="single" w:sz="4" w:space="0" w:color="BFBFBF"/>
+              <w:left w:val="single" w:sz="4" w:space="0" w:color="BFBFBF"/>
+              <w:bottom w:val="single" w:sz="4" w:space="0" w:color="BFBFBF"/>
+              <w:right w:val="single" w:sz="4" w:space="0" w:color="BFBFBF"/>
+            </w:tcBorders>
+          </w:tcPr>
+          <w:p>
+            <w:pPr>
+              <w:spacing w:before="40" w:after="40" w:line="276" w:lineRule="auto"/>
+              <w:jc w:val="left"/>
+            </w:pPr>
+            <w:r>
+              <w:rPr>
+                <w:rFonts w:ascii="Times New Roman" w:hAnsi="Times New Roman"/>
+                <w:b w:val="0"/>
+                <w:i w:val="0"/>
+                <w:color w:val="000000"/>
+                <w:sz w:val="22"/>
+              </w:rPr>
+              <w:t>[  ]</w:t>
+            </w:r>
+          </w:p>
+        </w:tc>
+      </w:tr>
+      <w:tr>
+        <w:trPr>
+          <w:cantSplit/>
+        </w:trPr>
+        <w:tc>
+          <w:tcPr>
+            <w:tcW w:type="dxa" w:w="6803"/>
+            <w:tcMar>
+              <w:top w:w="114" w:type="dxa"/>
+              <w:bottom w:w="114" w:type="dxa"/>
+              <w:left w:w="170" w:type="dxa"/>
+              <w:right w:w="170" w:type="dxa"/>
+            </w:tcMar>
+            <w:tcBorders>
+              <w:top w:val="single" w:sz="4" w:space="0" w:color="BFBFBF"/>
+              <w:left w:val="single" w:sz="4" w:space="0" w:color="BFBFBF"/>
+              <w:bottom w:val="single" w:sz="4" w:space="0" w:color="BFBFBF"/>
+              <w:right w:val="single" w:sz="4" w:space="0" w:color="BFBFBF"/>
+            </w:tcBorders>
+          </w:tcPr>
+          <w:p>
+            <w:pPr>
+              <w:spacing w:before="40" w:after="40" w:line="276" w:lineRule="auto"/>
+              <w:jc w:val="left"/>
+            </w:pPr>
+            <w:r>
+              <w:rPr>
+                <w:rFonts w:ascii="Times New Roman" w:hAnsi="Times New Roman"/>
+                <w:b w:val="0"/>
+                <w:i w:val="0"/>
+                <w:color w:val="000000"/>
+                <w:sz w:val="22"/>
+              </w:rPr>
+              <w:t>2. Áp dụng đúng công thức tính toán và giải quyết bài tập vận dụng thực tế.</w:t>
+            </w:r>
+          </w:p>
+        </w:tc>
+        <w:tc>
+          <w:tcPr>
+            <w:tcW w:type="dxa" w:w="1417"/>
+            <w:tcMar>
+              <w:top w:w="114" w:type="dxa"/>
+              <w:bottom w:w="114" w:type="dxa"/>
+              <w:left w:w="170" w:type="dxa"/>
+              <w:right w:w="170" w:type="dxa"/>
+            </w:tcMar>
+            <w:tcBorders>
+              <w:top w:val="single" w:sz="4" w:space="0" w:color="BFBFBF"/>
+              <w:left w:val="single" w:sz="4" w:space="0" w:color="BFBFBF"/>
+              <w:bottom w:val="single" w:sz="4" w:space="0" w:color="BFBFBF"/>
+              <w:right w:val="single" w:sz="4" w:space="0" w:color="BFBFBF"/>
+            </w:tcBorders>
+          </w:tcPr>
+          <w:p>
+            <w:pPr>
+              <w:spacing w:before="40" w:after="40" w:line="276" w:lineRule="auto"/>
+              <w:jc w:val="left"/>
+            </w:pPr>
+            <w:r>
+              <w:rPr>
+                <w:rFonts w:ascii="Times New Roman" w:hAnsi="Times New Roman"/>
+                <w:b w:val="0"/>
+                <w:i w:val="0"/>
+                <w:color w:val="000000"/>
+                <w:sz w:val="22"/>
+              </w:rPr>
+              <w:t>[  ]</w:t>
+            </w:r>
+          </w:p>
+        </w:tc>
+        <w:tc>
+          <w:tcPr>
+            <w:tcW w:type="dxa" w:w="1417"/>
+            <w:tcMar>
+              <w:top w:w="114" w:type="dxa"/>
+              <w:bottom w:w="114" w:type="dxa"/>
+              <w:left w:w="170" w:type="dxa"/>
+              <w:right w:w="170" w:type="dxa"/>
+            </w:tcMar>
+            <w:tcBorders>
+              <w:top w:val="single" w:sz="4" w:space="0" w:color="BFBFBF"/>
+              <w:left w:val="single" w:sz="4" w:space="0" w:color="BFBFBF"/>
+              <w:bottom w:val="single" w:sz="4" w:space="0" w:color="BFBFBF"/>
+              <w:right w:val="single" w:sz="4" w:space="0" w:color="BFBFBF"/>
+            </w:tcBorders>
+          </w:tcPr>
+          <w:p>
+            <w:pPr>
+              <w:spacing w:before="40" w:after="40" w:line="276" w:lineRule="auto"/>
+              <w:jc w:val="left"/>
+            </w:pPr>
+            <w:r>
+              <w:rPr>
+                <w:rFonts w:ascii="Times New Roman" w:hAnsi="Times New Roman"/>
+                <w:b w:val="0"/>
+                <w:i w:val="0"/>
+                <w:color w:val="000000"/>
+                <w:sz w:val="22"/>
+              </w:rPr>
+              <w:t>[  ]</w:t>
+            </w:r>
+          </w:p>
+        </w:tc>
+      </w:tr>
+      <w:tr>
+        <w:trPr>
+          <w:cantSplit/>
+        </w:trPr>
+        <w:tc>
+          <w:tcPr>
+            <w:tcW w:type="dxa" w:w="6803"/>
+            <w:tcMar>
+              <w:top w:w="114" w:type="dxa"/>
+              <w:bottom w:w="114" w:type="dxa"/>
+              <w:left w:w="170" w:type="dxa"/>
+              <w:right w:w="170" w:type="dxa"/>
+            </w:tcMar>
+            <w:tcBorders>
+              <w:top w:val="single" w:sz="4" w:space="0" w:color="BFBFBF"/>
+              <w:left w:val="single" w:sz="4" w:space="0" w:color="BFBFBF"/>
+              <w:bottom w:val="single" w:sz="4" w:space="0" w:color="BFBFBF"/>
+              <w:right w:val="single" w:sz="4" w:space="0" w:color="BFBFBF"/>
+            </w:tcBorders>
+          </w:tcPr>
+          <w:p>
+            <w:pPr>
+              <w:spacing w:before="40" w:after="40" w:line="276" w:lineRule="auto"/>
+              <w:jc w:val="left"/>
+            </w:pPr>
+            <w:r>
+              <w:rPr>
+                <w:rFonts w:ascii="Times New Roman" w:hAnsi="Times New Roman"/>
+                <w:b w:val="0"/>
+                <w:i w:val="0"/>
+                <w:color w:val="000000"/>
+                <w:sz w:val="22"/>
+              </w:rPr>
+              <w:t>3. Tích cực thảo luận, hoàn thành đầy đủ nhiệm vụ học tập nhóm/cá nhân.</w:t>
+            </w:r>
+          </w:p>
+        </w:tc>
+        <w:tc>
+          <w:tcPr>
+            <w:tcW w:type="dxa" w:w="1417"/>
+            <w:tcMar>
+              <w:top w:w="114" w:type="dxa"/>
+              <w:bottom w:w="114" w:type="dxa"/>
+              <w:left w:w="170" w:type="dxa"/>
+              <w:right w:w="170" w:type="dxa"/>
+            </w:tcMar>
+            <w:tcBorders>
+              <w:top w:val="single" w:sz="4" w:space="0" w:color="BFBFBF"/>
+              <w:left w:val="single" w:sz="4" w:space="0" w:color="BFBFBF"/>
+              <w:bottom w:val="single" w:sz="4" w:space="0" w:color="BFBFBF"/>
+              <w:right w:val="single" w:sz="4" w:space="0" w:color="BFBFBF"/>
+            </w:tcBorders>
+          </w:tcPr>
+          <w:p>
+            <w:pPr>
+              <w:spacing w:before="40" w:after="40" w:line="276" w:lineRule="auto"/>
+              <w:jc w:val="left"/>
+            </w:pPr>
+            <w:r>
+              <w:rPr>
+                <w:rFonts w:ascii="Times New Roman" w:hAnsi="Times New Roman"/>
+                <w:b w:val="0"/>
+                <w:i w:val="0"/>
+                <w:color w:val="000000"/>
+                <w:sz w:val="22"/>
+              </w:rPr>
+              <w:t>[  ]</w:t>
+            </w:r>
+          </w:p>
+        </w:tc>
+        <w:tc>
+          <w:tcPr>
+            <w:tcW w:type="dxa" w:w="1417"/>
+            <w:tcMar>
+              <w:top w:w="114" w:type="dxa"/>
+              <w:bottom w:w="114" w:type="dxa"/>
+              <w:left w:w="170" w:type="dxa"/>
+              <w:right w:w="170" w:type="dxa"/>
+            </w:tcMar>
+            <w:tcBorders>
+              <w:top w:val="single" w:sz="4" w:space="0" w:color="BFBFBF"/>
+              <w:left w:val="single" w:sz="4" w:space="0" w:color="BFBFBF"/>
+              <w:bottom w:val="single" w:sz="4" w:space="0" w:color="BFBFBF"/>
+              <w:right w:val="single" w:sz="4" w:space="0" w:color="BFBFBF"/>
+            </w:tcBorders>
+          </w:tcPr>
+          <w:p>
+            <w:pPr>
+              <w:spacing w:before="40" w:after="40" w:line="276" w:lineRule="auto"/>
+              <w:jc w:val="left"/>
+            </w:pPr>
+            <w:r>
+              <w:rPr>
+                <w:rFonts w:ascii="Times New Roman" w:hAnsi="Times New Roman"/>
+                <w:b w:val="0"/>
+                <w:i w:val="0"/>
+                <w:color w:val="000000"/>
+                <w:sz w:val="22"/>
+              </w:rPr>
+              <w:t>[  ]</w:t>
+            </w:r>
+          </w:p>
+        </w:tc>
+      </w:tr>
+    </w:tbl>
+    <w:p/>
+    <w:p>
+      <w:pPr>
+        <w:spacing w:before="240"/>
+        <w:ind w:right="567"/>
+        <w:jc w:val="right"/>
+      </w:pPr>
+      <w:r>
+        <w:rPr>
+          <w:rFonts w:ascii="Times New Roman" w:hAnsi="Times New Roman"/>
+          <w:i/>
+          <w:color w:val="000000"/>
           <w:sz w:val="22"/>
         </w:rPr>
-        <w:t>— Chúc em học tốt! —</w:t>
+        <w:t>Ngày ........ tháng ........ năm 202...</w:t>
+        <w:br/>
+      </w:r>
+      <w:r>
+        <w:rPr>
+          <w:rFonts w:ascii="Times New Roman" w:hAnsi="Times New Roman"/>
+          <w:b/>
+          <w:color w:val="000000"/>
+          <w:sz w:val="22"/>
+        </w:rPr>
+        <w:t>Học sinh ký tên</w:t>
+        <w:br/>
+        <w:br/>
+        <w:br/>
+        <w:t>..........................................</w:t>
       </w:r>
     </w:p>
     <w:sectPr>
+      <w:footerReference w:type="default" r:id="rId9"/>
       <w:pgSz w:w="11906" w:h="16838"/>
-      <w:pgMar w:top="1134" w:right="850" w:bottom="1134" w:left="1701" w:header="720" w:footer="720" w:gutter="0"/>
+      <w:pgMar w:top="1134" w:right="1134" w:bottom="1134" w:left="1134" w:header="720" w:footer="720" w:gutter="0"/>
       <w:cols w:space="720"/>
       <w:docGrid w:linePitch="360"/>
     </w:sectPr>
   </w:body>
 </w:document>
+</file>
+
+<file path=word/footer1.xml><?xml version="1.0" encoding="utf-8"?>
+<w:ftr xmlns:m="http://schemas.openxmlformats.org/officeDocument/2006/math" xmlns:mc="http://schemas.openxmlformats.org/markup-compatibility/2006" xmlns:mo="http://schemas.microsoft.com/office/mac/office/2008/main" xmlns:mv="urn:schemas-microsoft-com:mac:vml" xmlns:o="urn:schemas-microsoft-com:office:office" xmlns:r="http://schemas.openxmlformats.org/officeDocument/2006/relationships" xmlns:v="urn:schemas-microsoft-com:vml" xmlns:w10="urn:schemas-microsoft-com:office:word" xmlns:w14="http://schemas.microsoft.com/office/word/2010/wordml" xmlns:w="http://schemas.openxmlformats.org/wordprocessingml/2006/main" xmlns:wne="http://schemas.microsoft.com/office/word/2006/wordml" xmlns:wp14="http://schemas.microsoft.com/office/word/2010/wordprocessingDrawing" xmlns:wp="http://schemas.openxmlformats.org/drawingml/2006/wordprocessingDrawing" xmlns:wpc="http://schemas.microsoft.com/office/word/2010/wordprocessingCanvas" xmlns:wpg="http://schemas.microsoft.com/office/word/2010/wordprocessingGroup" xmlns:wpi="http://schemas.microsoft.com/office/word/2010/wordprocessingInk" xmlns:wps="http://schemas.microsoft.com/office/word/2010/wordprocessingShape" mc:Ignorable="w14 wp14">
+  <w:p>
+    <w:pPr>
+      <w:pStyle w:val="Footer"/>
+      <w:spacing w:before="80" w:after="80"/>
+      <w:jc w:val="center"/>
+    </w:pPr>
+    <w:r/>
+    <w:r>
+      <w:rPr>
+        <w:rFonts w:ascii="Times New Roman" w:hAnsi="Times New Roman"/>
+        <w:color w:val="666666"/>
+        <w:sz w:val="18"/>
+      </w:rPr>
+      <w:t xml:space="preserve">Trang </w:t>
+    </w:r>
+    <w:fldSimple w:instr="PAGE"/>
+    <w:r>
+      <w:rPr>
+        <w:rFonts w:ascii="Times New Roman" w:hAnsi="Times New Roman"/>
+        <w:color w:val="666666"/>
+        <w:sz w:val="18"/>
+      </w:rPr>
+      <w:t>/</w:t>
+    </w:r>
+    <w:fldSimple w:instr="NUMPAGES"/>
+  </w:p>
+</w:ftr>
 </file>
 
 <file path=word/numbering.xml><?xml version="1.0" encoding="utf-8"?>
@@ -2332,12 +2043,12 @@
     <w:qFormat/>
     <w:rsid w:val="00FC693F"/>
     <w:pPr>
-      <w:spacing w:after="80" w:line="276" w:lineRule="auto"/>
+      <w:spacing w:before="120" w:after="120" w:line="312" w:lineRule="auto"/>
       <w:jc w:val="both"/>
     </w:pPr>
     <w:rPr>
       <w:rFonts w:ascii="Times New Roman" w:hAnsi="Times New Roman"/>
-      <w:color w:val="212121"/>
+      <w:color w:val="000000"/>
       <w:sz w:val="26"/>
     </w:rPr>
   </w:style>
